--- a/documents/step-step.docx
+++ b/documents/step-step.docx
@@ -4,17 +4,2986 @@
   <w:body>
     <w:p/>
     <w:p>
+      <w:proofErr w:type="gramStart"/>
+      <w:r>
+        <w:t>Date :</w:t>
+      </w:r>
+      <w:proofErr w:type="gramEnd"/>
+      <w:r>
+        <w:t xml:space="preserve"> 17-05-2026</w:t>
+      </w:r>
+    </w:p>
+    <w:p/>
+    <w:p>
+      <w:r>
+        <w:t>Home Screen will show:</w:t>
+      </w:r>
+    </w:p>
+    <w:p>
+      <w:pPr>
+        <w:numPr>
+          <w:ilvl w:val="0"/>
+          <w:numId w:val="13"/>
+        </w:numPr>
+      </w:pPr>
+      <w:r>
+        <w:rPr>
+          <w:rFonts w:ascii="Segoe UI Emoji" w:hAnsi="Segoe UI Emoji" w:cs="Segoe UI Emoji"/>
+        </w:rPr>
+        <w:t>🕋</w:t>
+      </w:r>
+      <w:r>
+        <w:t xml:space="preserve"> Hajj </w:t>
+      </w:r>
+    </w:p>
+    <w:p>
+      <w:pPr>
+        <w:numPr>
+          <w:ilvl w:val="0"/>
+          <w:numId w:val="13"/>
+        </w:numPr>
+      </w:pPr>
+      <w:r>
+        <w:rPr>
+          <w:rFonts w:ascii="Segoe UI Emoji" w:hAnsi="Segoe UI Emoji" w:cs="Segoe UI Emoji"/>
+        </w:rPr>
+        <w:t>🕌</w:t>
+      </w:r>
+      <w:r>
+        <w:t xml:space="preserve"> Umrah </w:t>
+      </w:r>
+    </w:p>
+    <w:p>
+      <w:pPr>
+        <w:numPr>
+          <w:ilvl w:val="0"/>
+          <w:numId w:val="13"/>
+        </w:numPr>
+      </w:pPr>
+      <w:r>
+        <w:rPr>
+          <w:rFonts w:ascii="Segoe UI Emoji" w:hAnsi="Segoe UI Emoji" w:cs="Segoe UI Emoji"/>
+        </w:rPr>
+        <w:t>🧳</w:t>
+      </w:r>
+      <w:r>
+        <w:t xml:space="preserve"> Safar </w:t>
+      </w:r>
+    </w:p>
+    <w:p>
+      <w:pPr>
+        <w:numPr>
+          <w:ilvl w:val="0"/>
+          <w:numId w:val="13"/>
+        </w:numPr>
+      </w:pPr>
+      <w:r>
+        <w:rPr>
+          <w:rFonts w:ascii="Segoe UI Emoji" w:hAnsi="Segoe UI Emoji" w:cs="Segoe UI Emoji"/>
+        </w:rPr>
+        <w:t>📿</w:t>
+      </w:r>
+      <w:r>
+        <w:t xml:space="preserve"> Hajj Preparation </w:t>
+      </w:r>
+    </w:p>
+    <w:p>
+      <w:pPr>
+        <w:numPr>
+          <w:ilvl w:val="0"/>
+          <w:numId w:val="13"/>
+        </w:numPr>
+      </w:pPr>
+      <w:r>
+        <w:rPr>
+          <w:rFonts w:ascii="Segoe UI Emoji" w:hAnsi="Segoe UI Emoji" w:cs="Segoe UI Emoji"/>
+        </w:rPr>
+        <w:t>🎒</w:t>
+      </w:r>
+      <w:r>
+        <w:t xml:space="preserve"> Essentials </w:t>
+      </w:r>
+    </w:p>
+    <w:p>
+      <w:pPr>
+        <w:numPr>
+          <w:ilvl w:val="0"/>
+          <w:numId w:val="13"/>
+        </w:numPr>
+      </w:pPr>
+      <w:r>
+        <w:rPr>
+          <w:rFonts w:ascii="Segoe UI Emoji" w:hAnsi="Segoe UI Emoji" w:cs="Segoe UI Emoji"/>
+        </w:rPr>
+        <w:t>🕋</w:t>
+      </w:r>
+      <w:r>
+        <w:t xml:space="preserve"> Makkah Activities </w:t>
+      </w:r>
+    </w:p>
+    <w:p>
+      <w:pPr>
+        <w:numPr>
+          <w:ilvl w:val="0"/>
+          <w:numId w:val="13"/>
+        </w:numPr>
+      </w:pPr>
+      <w:r>
+        <w:rPr>
+          <w:rFonts w:ascii="Segoe UI Emoji" w:hAnsi="Segoe UI Emoji" w:cs="Segoe UI Emoji"/>
+        </w:rPr>
+        <w:t>🕌</w:t>
+      </w:r>
+      <w:r>
+        <w:t xml:space="preserve"> Madinah Activities</w:t>
+      </w:r>
+    </w:p>
+    <w:p/>
+    <w:p/>
+    <w:p>
       <w:hyperlink r:id="rId5" w:history="1">
         <w:r>
           <w:rPr>
             <w:rStyle w:val="Hyperlink"/>
           </w:rPr>
-          <w:t>https://chatgpt.com/c/6a045e16-4080-8320-80e7-644d038cd274</w:t>
+          <w:t>https://chatgpt.com/c/6a096469-6890-8322-9c5d-1c7bc7d0d607</w:t>
         </w:r>
       </w:hyperlink>
     </w:p>
     <w:p/>
     <w:p>
+      <w:pPr>
+        <w:rPr>
+          <w:b/>
+          <w:bCs/>
+        </w:rPr>
+      </w:pPr>
+      <w:r>
+        <w:rPr>
+          <w:rFonts w:ascii="Segoe UI Emoji" w:hAnsi="Segoe UI Emoji" w:cs="Segoe UI Emoji"/>
+          <w:b/>
+          <w:bCs/>
+        </w:rPr>
+        <w:t>🧠</w:t>
+      </w:r>
+      <w:r>
+        <w:rPr>
+          <w:b/>
+          <w:bCs/>
+        </w:rPr>
+        <w:t xml:space="preserve"> 0. FINAL FLOW (IMPORTANT)</w:t>
+      </w:r>
+    </w:p>
+    <w:p>
+      <w:r>
+        <w:t>This is what we are building:</w:t>
+      </w:r>
+    </w:p>
+    <w:p>
+      <w:r>
+        <w:t>UI (</w:t>
+      </w:r>
+      <w:proofErr w:type="spellStart"/>
+      <w:r>
+        <w:t>HomePage</w:t>
+      </w:r>
+      <w:proofErr w:type="spellEnd"/>
+      <w:r>
+        <w:t>)</w:t>
+      </w:r>
+      <w:r>
+        <w:br/>
+        <w:t xml:space="preserve">   ↓</w:t>
+      </w:r>
+      <w:r>
+        <w:br/>
+        <w:t>Cubit (State Manager)</w:t>
+      </w:r>
+      <w:r>
+        <w:br/>
+        <w:t xml:space="preserve">   ↓</w:t>
+      </w:r>
+      <w:r>
+        <w:br/>
+        <w:t>Repository</w:t>
+      </w:r>
+      <w:r>
+        <w:br/>
+        <w:t xml:space="preserve">   ↓</w:t>
+      </w:r>
+      <w:r>
+        <w:br/>
+        <w:t>Data Source (API)</w:t>
+      </w:r>
+      <w:r>
+        <w:br/>
+        <w:t xml:space="preserve">   ↓</w:t>
+      </w:r>
+      <w:r>
+        <w:br/>
+        <w:t>Dio Client</w:t>
+      </w:r>
+      <w:r>
+        <w:br/>
+        <w:t xml:space="preserve">   ↓</w:t>
+      </w:r>
+      <w:r>
+        <w:br/>
+        <w:t>Laravel API</w:t>
+      </w:r>
+    </w:p>
+    <w:p>
+      <w:r>
+        <w:pict w14:anchorId="6194BBED">
+          <v:rect id="_x0000_i1110" style="width:0;height:1.5pt" o:hralign="center" o:hrstd="t" o:hr="t" fillcolor="#a0a0a0" stroked="f"/>
+        </w:pict>
+      </w:r>
+    </w:p>
+    <w:p>
+      <w:pPr>
+        <w:rPr>
+          <w:b/>
+          <w:bCs/>
+        </w:rPr>
+      </w:pPr>
+      <w:r>
+        <w:rPr>
+          <w:rFonts w:ascii="Segoe UI Emoji" w:hAnsi="Segoe UI Emoji" w:cs="Segoe UI Emoji"/>
+          <w:b/>
+          <w:bCs/>
+        </w:rPr>
+        <w:lastRenderedPageBreak/>
+        <w:t>🌐</w:t>
+      </w:r>
+      <w:r>
+        <w:rPr>
+          <w:b/>
+          <w:bCs/>
+        </w:rPr>
+        <w:t xml:space="preserve"> 1. CORE API SETUP (DIO CLIENT)</w:t>
+      </w:r>
+    </w:p>
+    <w:p>
+      <w:r>
+        <w:rPr>
+          <w:rFonts w:ascii="Segoe UI Emoji" w:hAnsi="Segoe UI Emoji" w:cs="Segoe UI Emoji"/>
+        </w:rPr>
+        <w:t>📍</w:t>
+      </w:r>
+      <w:r>
+        <w:t xml:space="preserve"> core/network/</w:t>
+      </w:r>
+      <w:proofErr w:type="spellStart"/>
+      <w:r>
+        <w:t>dio_client.dart</w:t>
+      </w:r>
+      <w:proofErr w:type="spellEnd"/>
+    </w:p>
+    <w:p>
+      <w:r>
+        <w:t>import '</w:t>
+      </w:r>
+      <w:proofErr w:type="spellStart"/>
+      <w:proofErr w:type="gramStart"/>
+      <w:r>
+        <w:t>package:dio</w:t>
+      </w:r>
+      <w:proofErr w:type="spellEnd"/>
+      <w:r>
+        <w:t>/</w:t>
+      </w:r>
+      <w:proofErr w:type="spellStart"/>
+      <w:r>
+        <w:t>dio.dart</w:t>
+      </w:r>
+      <w:proofErr w:type="spellEnd"/>
+      <w:proofErr w:type="gramEnd"/>
+      <w:r>
+        <w:t>';</w:t>
+      </w:r>
+      <w:r>
+        <w:br/>
+      </w:r>
+      <w:r>
+        <w:br/>
+        <w:t xml:space="preserve">class </w:t>
+      </w:r>
+      <w:proofErr w:type="spellStart"/>
+      <w:r>
+        <w:t>DioClient</w:t>
+      </w:r>
+      <w:proofErr w:type="spellEnd"/>
+      <w:r>
+        <w:t xml:space="preserve"> {</w:t>
+      </w:r>
+      <w:r>
+        <w:br/>
+        <w:t xml:space="preserve">  final Dio </w:t>
+      </w:r>
+      <w:proofErr w:type="spellStart"/>
+      <w:r>
+        <w:t>dio</w:t>
+      </w:r>
+      <w:proofErr w:type="spellEnd"/>
+      <w:r>
+        <w:t xml:space="preserve"> = </w:t>
+      </w:r>
+      <w:proofErr w:type="gramStart"/>
+      <w:r>
+        <w:t>Dio(</w:t>
+      </w:r>
+      <w:proofErr w:type="gramEnd"/>
+      <w:r>
+        <w:br/>
+        <w:t xml:space="preserve">    </w:t>
+      </w:r>
+      <w:proofErr w:type="spellStart"/>
+      <w:proofErr w:type="gramStart"/>
+      <w:r>
+        <w:t>BaseOptions</w:t>
+      </w:r>
+      <w:proofErr w:type="spellEnd"/>
+      <w:r>
+        <w:t>(</w:t>
+      </w:r>
+      <w:proofErr w:type="gramEnd"/>
+      <w:r>
+        <w:br/>
+        <w:t xml:space="preserve">      </w:t>
+      </w:r>
+      <w:proofErr w:type="spellStart"/>
+      <w:r>
+        <w:t>baseUrl</w:t>
+      </w:r>
+      <w:proofErr w:type="spellEnd"/>
+      <w:r>
+        <w:t>: "http://10.0.2.2/</w:t>
+      </w:r>
+      <w:proofErr w:type="spellStart"/>
+      <w:r>
+        <w:t>hajj_api</w:t>
+      </w:r>
+      <w:proofErr w:type="spellEnd"/>
+      <w:r>
+        <w:t>/",</w:t>
+      </w:r>
+      <w:r>
+        <w:br/>
+        <w:t xml:space="preserve">      </w:t>
+      </w:r>
+      <w:proofErr w:type="spellStart"/>
+      <w:r>
+        <w:t>connectTimeout</w:t>
+      </w:r>
+      <w:proofErr w:type="spellEnd"/>
+      <w:r>
+        <w:t xml:space="preserve">: const </w:t>
+      </w:r>
+      <w:proofErr w:type="gramStart"/>
+      <w:r>
+        <w:t>Duration(</w:t>
+      </w:r>
+      <w:proofErr w:type="gramEnd"/>
+      <w:r>
+        <w:t>seconds: 10),</w:t>
+      </w:r>
+      <w:r>
+        <w:br/>
+        <w:t xml:space="preserve">      </w:t>
+      </w:r>
+      <w:proofErr w:type="spellStart"/>
+      <w:r>
+        <w:t>receiveTimeout</w:t>
+      </w:r>
+      <w:proofErr w:type="spellEnd"/>
+      <w:r>
+        <w:t xml:space="preserve">: const </w:t>
+      </w:r>
+      <w:proofErr w:type="gramStart"/>
+      <w:r>
+        <w:t>Duration(</w:t>
+      </w:r>
+      <w:proofErr w:type="gramEnd"/>
+      <w:r>
+        <w:t>seconds: 10),</w:t>
+      </w:r>
+      <w:r>
+        <w:br/>
+        <w:t xml:space="preserve">    ),</w:t>
+      </w:r>
+      <w:r>
+        <w:br/>
+        <w:t xml:space="preserve">  );</w:t>
+      </w:r>
+      <w:r>
+        <w:br/>
+      </w:r>
+      <w:r>
+        <w:br/>
+        <w:t xml:space="preserve">  Future&lt;Response&gt; </w:t>
+      </w:r>
+      <w:proofErr w:type="gramStart"/>
+      <w:r>
+        <w:t>get(</w:t>
+      </w:r>
+      <w:proofErr w:type="gramEnd"/>
+      <w:r>
+        <w:t>String path) async {</w:t>
+      </w:r>
+      <w:r>
+        <w:br/>
+        <w:t xml:space="preserve">    return await </w:t>
+      </w:r>
+      <w:proofErr w:type="spellStart"/>
+      <w:r>
+        <w:t>dio.get</w:t>
+      </w:r>
+      <w:proofErr w:type="spellEnd"/>
+      <w:r>
+        <w:t>(path);</w:t>
+      </w:r>
+      <w:r>
+        <w:br/>
+        <w:t xml:space="preserve">  }</w:t>
+      </w:r>
+      <w:r>
+        <w:br/>
+        <w:t>}</w:t>
+      </w:r>
+    </w:p>
+    <w:p>
+      <w:r>
+        <w:pict w14:anchorId="21FA60DF">
+          <v:rect id="_x0000_i1111" style="width:0;height:1.5pt" o:hralign="center" o:hrstd="t" o:hr="t" fillcolor="#a0a0a0" stroked="f"/>
+        </w:pict>
+      </w:r>
+    </w:p>
+    <w:p>
+      <w:pPr>
+        <w:rPr>
+          <w:b/>
+          <w:bCs/>
+        </w:rPr>
+      </w:pPr>
+      <w:r>
+        <w:rPr>
+          <w:rFonts w:ascii="Segoe UI Emoji" w:hAnsi="Segoe UI Emoji" w:cs="Segoe UI Emoji"/>
+          <w:b/>
+          <w:bCs/>
+        </w:rPr>
+        <w:t>📦</w:t>
+      </w:r>
+      <w:r>
+        <w:rPr>
+          <w:b/>
+          <w:bCs/>
+        </w:rPr>
+        <w:t xml:space="preserve"> 2. MODEL (DATA STRUCTURE)</w:t>
+      </w:r>
+    </w:p>
+    <w:p>
+      <w:r>
+        <w:rPr>
+          <w:rFonts w:ascii="Segoe UI Emoji" w:hAnsi="Segoe UI Emoji" w:cs="Segoe UI Emoji"/>
+        </w:rPr>
+        <w:t>📍</w:t>
+      </w:r>
+      <w:r>
+        <w:t xml:space="preserve"> features/hajj/data/models/</w:t>
+      </w:r>
+      <w:proofErr w:type="spellStart"/>
+      <w:r>
+        <w:t>hajj_package_model.dart</w:t>
+      </w:r>
+      <w:proofErr w:type="spellEnd"/>
+    </w:p>
+    <w:p>
+      <w:r>
+        <w:t xml:space="preserve">class </w:t>
+      </w:r>
+      <w:proofErr w:type="spellStart"/>
+      <w:r>
+        <w:t>HajjPackageModel</w:t>
+      </w:r>
+      <w:proofErr w:type="spellEnd"/>
+      <w:r>
+        <w:t xml:space="preserve"> {</w:t>
+      </w:r>
+      <w:r>
+        <w:br/>
+        <w:t xml:space="preserve">  final String title;</w:t>
+      </w:r>
+      <w:r>
+        <w:br/>
+        <w:t xml:space="preserve">  final String description;</w:t>
+      </w:r>
+      <w:r>
+        <w:br/>
+      </w:r>
+      <w:r>
+        <w:br/>
+        <w:t xml:space="preserve">  </w:t>
+      </w:r>
+      <w:proofErr w:type="spellStart"/>
+      <w:r>
+        <w:t>HajjPackageModel</w:t>
+      </w:r>
+      <w:proofErr w:type="spellEnd"/>
+      <w:r>
+        <w:t>({</w:t>
+      </w:r>
+      <w:r>
+        <w:br/>
+        <w:t xml:space="preserve">    required </w:t>
+      </w:r>
+      <w:proofErr w:type="spellStart"/>
+      <w:proofErr w:type="gramStart"/>
+      <w:r>
+        <w:t>this.title</w:t>
+      </w:r>
+      <w:proofErr w:type="spellEnd"/>
+      <w:proofErr w:type="gramEnd"/>
+      <w:r>
+        <w:t>,</w:t>
+      </w:r>
+      <w:r>
+        <w:br/>
+        <w:t xml:space="preserve">    required </w:t>
+      </w:r>
+      <w:proofErr w:type="spellStart"/>
+      <w:proofErr w:type="gramStart"/>
+      <w:r>
+        <w:t>this.description</w:t>
+      </w:r>
+      <w:proofErr w:type="spellEnd"/>
+      <w:proofErr w:type="gramEnd"/>
+      <w:r>
+        <w:t>,</w:t>
+      </w:r>
+      <w:r>
+        <w:br/>
+        <w:t xml:space="preserve">  });</w:t>
+      </w:r>
+      <w:r>
+        <w:br/>
+      </w:r>
+      <w:r>
+        <w:br/>
+        <w:t xml:space="preserve">  factory </w:t>
+      </w:r>
+      <w:proofErr w:type="spellStart"/>
+      <w:r>
+        <w:t>HajjPackageModel.fromJson</w:t>
+      </w:r>
+      <w:proofErr w:type="spellEnd"/>
+      <w:r>
+        <w:t xml:space="preserve">(Map&lt;String, dynamic&gt; </w:t>
+      </w:r>
+      <w:proofErr w:type="spellStart"/>
+      <w:r>
+        <w:t>json</w:t>
+      </w:r>
+      <w:proofErr w:type="spellEnd"/>
+      <w:r>
+        <w:t>) {</w:t>
+      </w:r>
+      <w:r>
+        <w:br/>
+        <w:t xml:space="preserve">    return </w:t>
+      </w:r>
+      <w:proofErr w:type="spellStart"/>
+      <w:proofErr w:type="gramStart"/>
+      <w:r>
+        <w:t>HajjPackageModel</w:t>
+      </w:r>
+      <w:proofErr w:type="spellEnd"/>
+      <w:r>
+        <w:t>(</w:t>
+      </w:r>
+      <w:proofErr w:type="gramEnd"/>
+      <w:r>
+        <w:br/>
+        <w:t xml:space="preserve">      title: </w:t>
+      </w:r>
+      <w:proofErr w:type="spellStart"/>
+      <w:r>
+        <w:t>json</w:t>
+      </w:r>
+      <w:proofErr w:type="spellEnd"/>
+      <w:r>
+        <w:t>['title'</w:t>
+      </w:r>
+      <w:proofErr w:type="gramStart"/>
+      <w:r>
+        <w:t>] ??</w:t>
+      </w:r>
+      <w:proofErr w:type="gramEnd"/>
+      <w:r>
+        <w:t xml:space="preserve"> '',</w:t>
+      </w:r>
+      <w:r>
+        <w:br/>
+        <w:t xml:space="preserve">      description: </w:t>
+      </w:r>
+      <w:proofErr w:type="spellStart"/>
+      <w:r>
+        <w:t>json</w:t>
+      </w:r>
+      <w:proofErr w:type="spellEnd"/>
+      <w:r>
+        <w:t>['description'</w:t>
+      </w:r>
+      <w:proofErr w:type="gramStart"/>
+      <w:r>
+        <w:t>] ??</w:t>
+      </w:r>
+      <w:proofErr w:type="gramEnd"/>
+      <w:r>
+        <w:t xml:space="preserve"> '',</w:t>
+      </w:r>
+      <w:r>
+        <w:br/>
+        <w:t xml:space="preserve">    );</w:t>
+      </w:r>
+      <w:r>
+        <w:br/>
+      </w:r>
+      <w:r>
+        <w:lastRenderedPageBreak/>
+        <w:t xml:space="preserve">  }</w:t>
+      </w:r>
+      <w:r>
+        <w:br/>
+        <w:t>}</w:t>
+      </w:r>
+    </w:p>
+    <w:p>
+      <w:r>
+        <w:pict w14:anchorId="1D630276">
+          <v:rect id="_x0000_i1112" style="width:0;height:1.5pt" o:hralign="center" o:hrstd="t" o:hr="t" fillcolor="#a0a0a0" stroked="f"/>
+        </w:pict>
+      </w:r>
+    </w:p>
+    <w:p>
+      <w:pPr>
+        <w:rPr>
+          <w:b/>
+          <w:bCs/>
+        </w:rPr>
+      </w:pPr>
+      <w:r>
+        <w:rPr>
+          <w:rFonts w:ascii="Segoe UI Emoji" w:hAnsi="Segoe UI Emoji" w:cs="Segoe UI Emoji"/>
+          <w:b/>
+          <w:bCs/>
+        </w:rPr>
+        <w:t>🌐</w:t>
+      </w:r>
+      <w:r>
+        <w:rPr>
+          <w:b/>
+          <w:bCs/>
+        </w:rPr>
+        <w:t xml:space="preserve"> 3. DATA SOURCE (API LAYER)</w:t>
+      </w:r>
+    </w:p>
+    <w:p>
+      <w:r>
+        <w:rPr>
+          <w:rFonts w:ascii="Segoe UI Emoji" w:hAnsi="Segoe UI Emoji" w:cs="Segoe UI Emoji"/>
+        </w:rPr>
+        <w:t>📍</w:t>
+      </w:r>
+      <w:r>
+        <w:t xml:space="preserve"> features/hajj/data/</w:t>
+      </w:r>
+      <w:proofErr w:type="spellStart"/>
+      <w:r>
+        <w:t>data_sources</w:t>
+      </w:r>
+      <w:proofErr w:type="spellEnd"/>
+      <w:r>
+        <w:t>/</w:t>
+      </w:r>
+      <w:proofErr w:type="spellStart"/>
+      <w:r>
+        <w:t>hajj_remote_data_source.dart</w:t>
+      </w:r>
+      <w:proofErr w:type="spellEnd"/>
+    </w:p>
+    <w:p>
+      <w:r>
+        <w:t>import '../../../../core/network/</w:t>
+      </w:r>
+      <w:proofErr w:type="spellStart"/>
+      <w:r>
+        <w:t>dio_client.dart</w:t>
+      </w:r>
+      <w:proofErr w:type="spellEnd"/>
+      <w:r>
+        <w:t>';</w:t>
+      </w:r>
+      <w:r>
+        <w:br/>
+        <w:t>import '../models/</w:t>
+      </w:r>
+      <w:proofErr w:type="spellStart"/>
+      <w:r>
+        <w:t>hajj_package_model.dart</w:t>
+      </w:r>
+      <w:proofErr w:type="spellEnd"/>
+      <w:r>
+        <w:t>';</w:t>
+      </w:r>
+      <w:r>
+        <w:br/>
+      </w:r>
+      <w:r>
+        <w:br/>
+        <w:t xml:space="preserve">class </w:t>
+      </w:r>
+      <w:proofErr w:type="spellStart"/>
+      <w:r>
+        <w:t>HajjRemoteDataSource</w:t>
+      </w:r>
+      <w:proofErr w:type="spellEnd"/>
+      <w:r>
+        <w:t xml:space="preserve"> {</w:t>
+      </w:r>
+      <w:r>
+        <w:br/>
+        <w:t xml:space="preserve">  final </w:t>
+      </w:r>
+      <w:proofErr w:type="spellStart"/>
+      <w:r>
+        <w:t>DioClient</w:t>
+      </w:r>
+      <w:proofErr w:type="spellEnd"/>
+      <w:r>
+        <w:t xml:space="preserve"> client;</w:t>
+      </w:r>
+      <w:r>
+        <w:br/>
+      </w:r>
+      <w:r>
+        <w:br/>
+        <w:t xml:space="preserve">  </w:t>
+      </w:r>
+      <w:proofErr w:type="spellStart"/>
+      <w:r>
+        <w:t>HajjRemoteDataSource</w:t>
+      </w:r>
+      <w:proofErr w:type="spellEnd"/>
+      <w:r>
+        <w:t>(</w:t>
+      </w:r>
+      <w:proofErr w:type="spellStart"/>
+      <w:proofErr w:type="gramStart"/>
+      <w:r>
+        <w:t>this.client</w:t>
+      </w:r>
+      <w:proofErr w:type="spellEnd"/>
+      <w:proofErr w:type="gramEnd"/>
+      <w:r>
+        <w:t>);</w:t>
+      </w:r>
+      <w:r>
+        <w:br/>
+      </w:r>
+      <w:r>
+        <w:br/>
+        <w:t xml:space="preserve">  Future&lt;List&lt;</w:t>
+      </w:r>
+      <w:proofErr w:type="spellStart"/>
+      <w:r>
+        <w:t>HajjPackageModel</w:t>
+      </w:r>
+      <w:proofErr w:type="spellEnd"/>
+      <w:r>
+        <w:t xml:space="preserve">&gt;&gt; </w:t>
+      </w:r>
+      <w:proofErr w:type="spellStart"/>
+      <w:proofErr w:type="gramStart"/>
+      <w:r>
+        <w:t>getHajjPackages</w:t>
+      </w:r>
+      <w:proofErr w:type="spellEnd"/>
+      <w:r>
+        <w:t>(</w:t>
+      </w:r>
+      <w:proofErr w:type="gramEnd"/>
+      <w:r>
+        <w:t>) async {</w:t>
+      </w:r>
+      <w:r>
+        <w:br/>
+        <w:t xml:space="preserve">    final response = await </w:t>
+      </w:r>
+      <w:proofErr w:type="spellStart"/>
+      <w:r>
+        <w:t>client.get</w:t>
+      </w:r>
+      <w:proofErr w:type="spellEnd"/>
+      <w:r>
+        <w:t>("</w:t>
+      </w:r>
+      <w:proofErr w:type="spellStart"/>
+      <w:r>
+        <w:t>connect_api.php</w:t>
+      </w:r>
+      <w:proofErr w:type="spellEnd"/>
+      <w:r>
+        <w:t>");</w:t>
+      </w:r>
+      <w:r>
+        <w:br/>
+      </w:r>
+      <w:r>
+        <w:br/>
+        <w:t xml:space="preserve">    final data = </w:t>
+      </w:r>
+      <w:proofErr w:type="spellStart"/>
+      <w:r>
+        <w:t>response.data</w:t>
+      </w:r>
+      <w:proofErr w:type="spellEnd"/>
+      <w:r>
+        <w:t>;</w:t>
+      </w:r>
+      <w:r>
+        <w:br/>
+      </w:r>
+      <w:r>
+        <w:br/>
+        <w:t xml:space="preserve">    // assuming API returns list in "data"</w:t>
+      </w:r>
+      <w:r>
+        <w:br/>
+        <w:t xml:space="preserve">    List </w:t>
+      </w:r>
+      <w:proofErr w:type="spellStart"/>
+      <w:r>
+        <w:t>list</w:t>
+      </w:r>
+      <w:proofErr w:type="spellEnd"/>
+      <w:r>
+        <w:t xml:space="preserve"> = data['data'</w:t>
+      </w:r>
+      <w:proofErr w:type="gramStart"/>
+      <w:r>
+        <w:t>] ??</w:t>
+      </w:r>
+      <w:proofErr w:type="gramEnd"/>
+      <w:r>
+        <w:t xml:space="preserve"> [];</w:t>
+      </w:r>
+      <w:r>
+        <w:br/>
+      </w:r>
+      <w:r>
+        <w:br/>
+        <w:t xml:space="preserve">    return </w:t>
+      </w:r>
+      <w:proofErr w:type="spellStart"/>
+      <w:r>
+        <w:t>list.map</w:t>
+      </w:r>
+      <w:proofErr w:type="spellEnd"/>
+      <w:r>
+        <w:t xml:space="preserve">((e) =&gt; </w:t>
+      </w:r>
+      <w:proofErr w:type="spellStart"/>
+      <w:r>
+        <w:t>HajjPackageModel.fromJson</w:t>
+      </w:r>
+      <w:proofErr w:type="spellEnd"/>
+      <w:r>
+        <w:t>(e)</w:t>
+      </w:r>
+      <w:proofErr w:type="gramStart"/>
+      <w:r>
+        <w:t>).</w:t>
+      </w:r>
+      <w:proofErr w:type="spellStart"/>
+      <w:r>
+        <w:t>toList</w:t>
+      </w:r>
+      <w:proofErr w:type="spellEnd"/>
+      <w:proofErr w:type="gramEnd"/>
+      <w:r>
+        <w:t>();</w:t>
+      </w:r>
+      <w:r>
+        <w:br/>
+        <w:t xml:space="preserve">  }</w:t>
+      </w:r>
+      <w:r>
+        <w:br/>
+        <w:t>}</w:t>
+      </w:r>
+    </w:p>
+    <w:p>
+      <w:r>
+        <w:pict w14:anchorId="7A622C39">
+          <v:rect id="_x0000_i1113" style="width:0;height:1.5pt" o:hralign="center" o:hrstd="t" o:hr="t" fillcolor="#a0a0a0" stroked="f"/>
+        </w:pict>
+      </w:r>
+    </w:p>
+    <w:p>
+      <w:pPr>
+        <w:rPr>
+          <w:b/>
+          <w:bCs/>
+        </w:rPr>
+      </w:pPr>
+      <w:r>
+        <w:rPr>
+          <w:rFonts w:ascii="Segoe UI Emoji" w:hAnsi="Segoe UI Emoji" w:cs="Segoe UI Emoji"/>
+          <w:b/>
+          <w:bCs/>
+        </w:rPr>
+        <w:t>🏗️</w:t>
+      </w:r>
+      <w:r>
+        <w:rPr>
+          <w:b/>
+          <w:bCs/>
+        </w:rPr>
+        <w:t xml:space="preserve"> 4. REPOSITORY</w:t>
+      </w:r>
+    </w:p>
+    <w:p>
+      <w:r>
+        <w:rPr>
+          <w:rFonts w:ascii="Segoe UI Emoji" w:hAnsi="Segoe UI Emoji" w:cs="Segoe UI Emoji"/>
+        </w:rPr>
+        <w:t>📍</w:t>
+      </w:r>
+      <w:r>
+        <w:t xml:space="preserve"> features/hajj/data/repositories/</w:t>
+      </w:r>
+      <w:proofErr w:type="spellStart"/>
+      <w:r>
+        <w:t>hajj_repository.dart</w:t>
+      </w:r>
+      <w:proofErr w:type="spellEnd"/>
+    </w:p>
+    <w:p>
+      <w:r>
+        <w:t>import '../</w:t>
+      </w:r>
+      <w:proofErr w:type="spellStart"/>
+      <w:r>
+        <w:t>data_sources</w:t>
+      </w:r>
+      <w:proofErr w:type="spellEnd"/>
+      <w:r>
+        <w:t>/</w:t>
+      </w:r>
+      <w:proofErr w:type="spellStart"/>
+      <w:r>
+        <w:t>hajj_remote_data_source.dart</w:t>
+      </w:r>
+      <w:proofErr w:type="spellEnd"/>
+      <w:r>
+        <w:t>';</w:t>
+      </w:r>
+      <w:r>
+        <w:br/>
+        <w:t>import '../models/</w:t>
+      </w:r>
+      <w:proofErr w:type="spellStart"/>
+      <w:r>
+        <w:t>hajj_package_model.dart</w:t>
+      </w:r>
+      <w:proofErr w:type="spellEnd"/>
+      <w:r>
+        <w:t>';</w:t>
+      </w:r>
+      <w:r>
+        <w:br/>
+      </w:r>
+      <w:r>
+        <w:br/>
+        <w:t xml:space="preserve">class </w:t>
+      </w:r>
+      <w:proofErr w:type="spellStart"/>
+      <w:r>
+        <w:t>HajjRepository</w:t>
+      </w:r>
+      <w:proofErr w:type="spellEnd"/>
+      <w:r>
+        <w:t xml:space="preserve"> {</w:t>
+      </w:r>
+      <w:r>
+        <w:br/>
+        <w:t xml:space="preserve">  final </w:t>
+      </w:r>
+      <w:proofErr w:type="spellStart"/>
+      <w:r>
+        <w:t>HajjRemoteDataSource</w:t>
+      </w:r>
+      <w:proofErr w:type="spellEnd"/>
+      <w:r>
+        <w:t xml:space="preserve"> remote;</w:t>
+      </w:r>
+      <w:r>
+        <w:br/>
+      </w:r>
+      <w:r>
+        <w:br/>
+        <w:t xml:space="preserve">  </w:t>
+      </w:r>
+      <w:proofErr w:type="spellStart"/>
+      <w:r>
+        <w:t>HajjRepository</w:t>
+      </w:r>
+      <w:proofErr w:type="spellEnd"/>
+      <w:r>
+        <w:t>(</w:t>
+      </w:r>
+      <w:proofErr w:type="spellStart"/>
+      <w:proofErr w:type="gramStart"/>
+      <w:r>
+        <w:t>this.remote</w:t>
+      </w:r>
+      <w:proofErr w:type="spellEnd"/>
+      <w:proofErr w:type="gramEnd"/>
+      <w:r>
+        <w:t>);</w:t>
+      </w:r>
+      <w:r>
+        <w:br/>
+      </w:r>
+      <w:r>
+        <w:lastRenderedPageBreak/>
+        <w:br/>
+        <w:t xml:space="preserve">  Future&lt;List&lt;</w:t>
+      </w:r>
+      <w:proofErr w:type="spellStart"/>
+      <w:r>
+        <w:t>HajjPackageModel</w:t>
+      </w:r>
+      <w:proofErr w:type="spellEnd"/>
+      <w:r>
+        <w:t xml:space="preserve">&gt;&gt; </w:t>
+      </w:r>
+      <w:proofErr w:type="spellStart"/>
+      <w:proofErr w:type="gramStart"/>
+      <w:r>
+        <w:t>fetchPackages</w:t>
+      </w:r>
+      <w:proofErr w:type="spellEnd"/>
+      <w:r>
+        <w:t>(</w:t>
+      </w:r>
+      <w:proofErr w:type="gramEnd"/>
+      <w:r>
+        <w:t>) {</w:t>
+      </w:r>
+      <w:r>
+        <w:br/>
+        <w:t xml:space="preserve">    return </w:t>
+      </w:r>
+      <w:proofErr w:type="spellStart"/>
+      <w:proofErr w:type="gramStart"/>
+      <w:r>
+        <w:t>remote.getHajjPackages</w:t>
+      </w:r>
+      <w:proofErr w:type="spellEnd"/>
+      <w:proofErr w:type="gramEnd"/>
+      <w:r>
+        <w:t>();</w:t>
+      </w:r>
+      <w:r>
+        <w:br/>
+        <w:t xml:space="preserve">  }</w:t>
+      </w:r>
+      <w:r>
+        <w:br/>
+        <w:t>}</w:t>
+      </w:r>
+    </w:p>
+    <w:p>
+      <w:r>
+        <w:pict w14:anchorId="2347923A">
+          <v:rect id="_x0000_i1114" style="width:0;height:1.5pt" o:hralign="center" o:hrstd="t" o:hr="t" fillcolor="#a0a0a0" stroked="f"/>
+        </w:pict>
+      </w:r>
+    </w:p>
+    <w:p/>
+    <w:p/>
+    <w:p/>
+    <w:p/>
+    <w:p/>
+    <w:p/>
+    <w:p/>
+    <w:p>
+      <w:r>
+        <w:rPr>
+          <w:i/>
+          <w:iCs/>
+        </w:rPr>
+        <w:t xml:space="preserve">// </w:t>
+      </w:r>
+      <w:r>
+        <w:rPr>
+          <w:rFonts w:ascii="Segoe UI Emoji" w:hAnsi="Segoe UI Emoji" w:cs="Segoe UI Emoji"/>
+          <w:i/>
+          <w:iCs/>
+        </w:rPr>
+        <w:t>⚙️</w:t>
+      </w:r>
+      <w:r>
+        <w:rPr>
+          <w:i/>
+          <w:iCs/>
+        </w:rPr>
+        <w:t xml:space="preserve"> 5. CUBIT (CONTROLLER)</w:t>
+      </w:r>
+    </w:p>
+    <w:p>
+      <w:r>
+        <w:rPr>
+          <w:i/>
+          <w:iCs/>
+        </w:rPr>
+        <w:t xml:space="preserve">// </w:t>
+      </w:r>
+      <w:r>
+        <w:rPr>
+          <w:rFonts w:ascii="Segoe UI Emoji" w:hAnsi="Segoe UI Emoji" w:cs="Segoe UI Emoji"/>
+          <w:i/>
+          <w:iCs/>
+        </w:rPr>
+        <w:t>📍</w:t>
+      </w:r>
+      <w:r>
+        <w:rPr>
+          <w:i/>
+          <w:iCs/>
+        </w:rPr>
+        <w:t xml:space="preserve"> features/hajj/presentation/cubit/hajj/</w:t>
+      </w:r>
+      <w:proofErr w:type="spellStart"/>
+      <w:r>
+        <w:rPr>
+          <w:i/>
+          <w:iCs/>
+        </w:rPr>
+        <w:t>hajj_state.dart</w:t>
+      </w:r>
+      <w:proofErr w:type="spellEnd"/>
+    </w:p>
+    <w:p/>
+    <w:p>
+      <w:r>
+        <w:t>import '</w:t>
+      </w:r>
+      <w:proofErr w:type="gramStart"/>
+      <w:r>
+        <w:t>package:hajj_app/features/hajj/data/models/hajj_package_model.dart</w:t>
+      </w:r>
+      <w:proofErr w:type="gramEnd"/>
+      <w:r>
+        <w:t>';</w:t>
+      </w:r>
+    </w:p>
+    <w:p/>
+    <w:p>
+      <w:r>
+        <w:t xml:space="preserve">class </w:t>
+      </w:r>
+      <w:proofErr w:type="spellStart"/>
+      <w:r>
+        <w:t>HajjState</w:t>
+      </w:r>
+      <w:proofErr w:type="spellEnd"/>
+      <w:r>
+        <w:t xml:space="preserve"> {</w:t>
+      </w:r>
+    </w:p>
+    <w:p>
+      <w:r>
+        <w:t xml:space="preserve">  </w:t>
+      </w:r>
+      <w:r>
+        <w:rPr>
+          <w:i/>
+          <w:iCs/>
+        </w:rPr>
+        <w:t>final</w:t>
+      </w:r>
+      <w:r>
+        <w:t xml:space="preserve"> List&lt;</w:t>
+      </w:r>
+      <w:proofErr w:type="spellStart"/>
+      <w:r>
+        <w:t>HajjPackageModel</w:t>
+      </w:r>
+      <w:proofErr w:type="spellEnd"/>
+      <w:r>
+        <w:t>&gt; packages;</w:t>
+      </w:r>
+    </w:p>
+    <w:p>
+      <w:r>
+        <w:t xml:space="preserve">  </w:t>
+      </w:r>
+      <w:r>
+        <w:rPr>
+          <w:i/>
+          <w:iCs/>
+        </w:rPr>
+        <w:t>final</w:t>
+      </w:r>
+      <w:r>
+        <w:t xml:space="preserve"> bool loading;</w:t>
+      </w:r>
+    </w:p>
+    <w:p>
+      <w:r>
+        <w:t xml:space="preserve">  </w:t>
+      </w:r>
+      <w:r>
+        <w:rPr>
+          <w:i/>
+          <w:iCs/>
+        </w:rPr>
+        <w:t>final</w:t>
+      </w:r>
+      <w:r>
+        <w:t xml:space="preserve"> String? error;</w:t>
+      </w:r>
+    </w:p>
+    <w:p/>
+    <w:p>
+      <w:r>
+        <w:t xml:space="preserve">  </w:t>
+      </w:r>
+      <w:proofErr w:type="spellStart"/>
+      <w:proofErr w:type="gramStart"/>
+      <w:r>
+        <w:t>HajjState</w:t>
+      </w:r>
+      <w:proofErr w:type="spellEnd"/>
+      <w:r>
+        <w:t>(</w:t>
+      </w:r>
+      <w:proofErr w:type="gramEnd"/>
+      <w:r>
+        <w:t>{</w:t>
+      </w:r>
+    </w:p>
+    <w:p>
+      <w:r>
+        <w:t xml:space="preserve">    </w:t>
+      </w:r>
+      <w:r>
+        <w:rPr>
+          <w:i/>
+          <w:iCs/>
+        </w:rPr>
+        <w:t>required</w:t>
+      </w:r>
+      <w:r>
+        <w:t xml:space="preserve"> </w:t>
+      </w:r>
+      <w:proofErr w:type="spellStart"/>
+      <w:proofErr w:type="gramStart"/>
+      <w:r>
+        <w:t>this.packages</w:t>
+      </w:r>
+      <w:proofErr w:type="spellEnd"/>
+      <w:proofErr w:type="gramEnd"/>
+      <w:r>
+        <w:t>,</w:t>
+      </w:r>
+    </w:p>
+    <w:p>
+      <w:r>
+        <w:t xml:space="preserve">    </w:t>
+      </w:r>
+      <w:r>
+        <w:rPr>
+          <w:i/>
+          <w:iCs/>
+        </w:rPr>
+        <w:t>required</w:t>
+      </w:r>
+      <w:r>
+        <w:t xml:space="preserve"> </w:t>
+      </w:r>
+      <w:proofErr w:type="spellStart"/>
+      <w:proofErr w:type="gramStart"/>
+      <w:r>
+        <w:t>this.loading</w:t>
+      </w:r>
+      <w:proofErr w:type="spellEnd"/>
+      <w:proofErr w:type="gramEnd"/>
+      <w:r>
+        <w:t>,</w:t>
+      </w:r>
+    </w:p>
+    <w:p>
+      <w:r>
+        <w:t xml:space="preserve">    </w:t>
+      </w:r>
+      <w:proofErr w:type="spellStart"/>
+      <w:proofErr w:type="gramStart"/>
+      <w:r>
+        <w:t>this.error</w:t>
+      </w:r>
+      <w:proofErr w:type="spellEnd"/>
+      <w:proofErr w:type="gramEnd"/>
+      <w:r>
+        <w:t>,</w:t>
+      </w:r>
+    </w:p>
+    <w:p>
+      <w:r>
+        <w:lastRenderedPageBreak/>
+        <w:t>  });</w:t>
+      </w:r>
+    </w:p>
+    <w:p/>
+    <w:p>
+      <w:r>
+        <w:t xml:space="preserve">  factory </w:t>
+      </w:r>
+      <w:proofErr w:type="spellStart"/>
+      <w:r>
+        <w:t>HajjState.initial</w:t>
+      </w:r>
+      <w:proofErr w:type="spellEnd"/>
+      <w:r>
+        <w:t>() {</w:t>
+      </w:r>
+    </w:p>
+    <w:p>
+      <w:r>
+        <w:t xml:space="preserve">    return </w:t>
+      </w:r>
+      <w:proofErr w:type="spellStart"/>
+      <w:proofErr w:type="gramStart"/>
+      <w:r>
+        <w:t>HajjState</w:t>
+      </w:r>
+      <w:proofErr w:type="spellEnd"/>
+      <w:r>
+        <w:t>(</w:t>
+      </w:r>
+      <w:proofErr w:type="gramEnd"/>
+    </w:p>
+    <w:p>
+      <w:r>
+        <w:t>      packages: [],</w:t>
+      </w:r>
+    </w:p>
+    <w:p>
+      <w:r>
+        <w:t>      loading: false,</w:t>
+      </w:r>
+    </w:p>
+    <w:p>
+      <w:r>
+        <w:t>      error: null,</w:t>
+      </w:r>
+    </w:p>
+    <w:p>
+      <w:r>
+        <w:t>    );</w:t>
+      </w:r>
+    </w:p>
+    <w:p>
+      <w:r>
+        <w:t>  }</w:t>
+      </w:r>
+    </w:p>
+    <w:p/>
+    <w:p>
+      <w:r>
+        <w:t xml:space="preserve">  </w:t>
+      </w:r>
+      <w:proofErr w:type="spellStart"/>
+      <w:r>
+        <w:t>HajjState</w:t>
+      </w:r>
+      <w:proofErr w:type="spellEnd"/>
+      <w:r>
+        <w:t xml:space="preserve"> </w:t>
+      </w:r>
+      <w:proofErr w:type="spellStart"/>
+      <w:proofErr w:type="gramStart"/>
+      <w:r>
+        <w:t>copyWith</w:t>
+      </w:r>
+      <w:proofErr w:type="spellEnd"/>
+      <w:r>
+        <w:t>(</w:t>
+      </w:r>
+      <w:proofErr w:type="gramEnd"/>
+      <w:r>
+        <w:t>{</w:t>
+      </w:r>
+    </w:p>
+    <w:p>
+      <w:r>
+        <w:t>    List&lt;</w:t>
+      </w:r>
+      <w:proofErr w:type="spellStart"/>
+      <w:r>
+        <w:t>HajjPackageModel</w:t>
+      </w:r>
+      <w:proofErr w:type="spellEnd"/>
+      <w:r>
+        <w:t>&gt;? packages,</w:t>
+      </w:r>
+    </w:p>
+    <w:p>
+      <w:r>
+        <w:t>    bool? loading,</w:t>
+      </w:r>
+    </w:p>
+    <w:p>
+      <w:r>
+        <w:t>    String? error,</w:t>
+      </w:r>
+    </w:p>
+    <w:p>
+      <w:r>
+        <w:t>  }) {</w:t>
+      </w:r>
+    </w:p>
+    <w:p>
+      <w:r>
+        <w:t xml:space="preserve">    return </w:t>
+      </w:r>
+      <w:proofErr w:type="spellStart"/>
+      <w:proofErr w:type="gramStart"/>
+      <w:r>
+        <w:t>HajjState</w:t>
+      </w:r>
+      <w:proofErr w:type="spellEnd"/>
+      <w:r>
+        <w:t>(</w:t>
+      </w:r>
+      <w:proofErr w:type="gramEnd"/>
+    </w:p>
+    <w:p>
+      <w:r>
+        <w:t xml:space="preserve">      packages: packages ?? </w:t>
+      </w:r>
+      <w:proofErr w:type="spellStart"/>
+      <w:proofErr w:type="gramStart"/>
+      <w:r>
+        <w:t>this.packages</w:t>
+      </w:r>
+      <w:proofErr w:type="spellEnd"/>
+      <w:proofErr w:type="gramEnd"/>
+      <w:r>
+        <w:t>,</w:t>
+      </w:r>
+    </w:p>
+    <w:p>
+      <w:r>
+        <w:t xml:space="preserve">      loading: loading ?? </w:t>
+      </w:r>
+      <w:proofErr w:type="spellStart"/>
+      <w:proofErr w:type="gramStart"/>
+      <w:r>
+        <w:t>this.loading</w:t>
+      </w:r>
+      <w:proofErr w:type="spellEnd"/>
+      <w:proofErr w:type="gramEnd"/>
+      <w:r>
+        <w:t>,</w:t>
+      </w:r>
+    </w:p>
+    <w:p>
+      <w:r>
+        <w:t>      error: error,</w:t>
+      </w:r>
+    </w:p>
+    <w:p>
+      <w:r>
+        <w:t>    );</w:t>
+      </w:r>
+    </w:p>
+    <w:p>
+      <w:r>
+        <w:t>  }</w:t>
+      </w:r>
+    </w:p>
+    <w:p>
+      <w:r>
+        <w:t>}</w:t>
+      </w:r>
+    </w:p>
+    <w:p/>
+    <w:p/>
+    <w:p>
+      <w:r>
+        <w:pict w14:anchorId="0BC176F1">
+          <v:rect id="_x0000_i1115" style="width:0;height:1.5pt" o:hralign="center" o:hrstd="t" o:hr="t" fillcolor="#a0a0a0" stroked="f"/>
+        </w:pict>
+      </w:r>
+    </w:p>
+    <w:p>
+      <w:r>
+        <w:rPr>
+          <w:rFonts w:ascii="Segoe UI Emoji" w:hAnsi="Segoe UI Emoji" w:cs="Segoe UI Emoji"/>
+        </w:rPr>
+        <w:t>📍</w:t>
+      </w:r>
+      <w:r>
+        <w:t xml:space="preserve"> </w:t>
+      </w:r>
+      <w:proofErr w:type="spellStart"/>
+      <w:r>
+        <w:t>hajj_</w:t>
+      </w:r>
+      <w:proofErr w:type="gramStart"/>
+      <w:r>
+        <w:t>cubit.dart</w:t>
+      </w:r>
+      <w:proofErr w:type="spellEnd"/>
+      <w:proofErr w:type="gramEnd"/>
+    </w:p>
+    <w:p/>
+    <w:p>
+      <w:r>
+        <w:t>import '</w:t>
+      </w:r>
+      <w:proofErr w:type="spellStart"/>
+      <w:proofErr w:type="gramStart"/>
+      <w:r>
+        <w:t>package:flutter_bloc</w:t>
+      </w:r>
+      <w:proofErr w:type="spellEnd"/>
+      <w:r>
+        <w:t>/</w:t>
+      </w:r>
+      <w:proofErr w:type="spellStart"/>
+      <w:r>
+        <w:t>flutter_bloc.dart</w:t>
+      </w:r>
+      <w:proofErr w:type="spellEnd"/>
+      <w:proofErr w:type="gramEnd"/>
+      <w:r>
+        <w:t>';</w:t>
+      </w:r>
+    </w:p>
+    <w:p>
+      <w:r>
+        <w:t>import '</w:t>
+      </w:r>
+      <w:proofErr w:type="gramStart"/>
+      <w:r>
+        <w:t>package:hajj_app/features/hajj/data/repositories/hajj_repository.dart</w:t>
+      </w:r>
+      <w:proofErr w:type="gramEnd"/>
+      <w:r>
+        <w:t>';</w:t>
+      </w:r>
+    </w:p>
+    <w:p>
+      <w:r>
+        <w:t>import '</w:t>
+      </w:r>
+      <w:proofErr w:type="gramStart"/>
+      <w:r>
+        <w:t>package:hajj_app/features/hajj/data/models/hajj_package_model.dart</w:t>
+      </w:r>
+      <w:proofErr w:type="gramEnd"/>
+      <w:r>
+        <w:t>';</w:t>
+      </w:r>
+    </w:p>
+    <w:p/>
+    <w:p>
+      <w:r>
+        <w:t>import '</w:t>
+      </w:r>
+      <w:proofErr w:type="spellStart"/>
+      <w:r>
+        <w:t>hajj_</w:t>
+      </w:r>
+      <w:proofErr w:type="gramStart"/>
+      <w:r>
+        <w:t>state.dart</w:t>
+      </w:r>
+      <w:proofErr w:type="spellEnd"/>
+      <w:proofErr w:type="gramEnd"/>
+      <w:r>
+        <w:t>';</w:t>
+      </w:r>
+    </w:p>
+    <w:p/>
+    <w:p>
+      <w:r>
+        <w:t xml:space="preserve">class </w:t>
+      </w:r>
+      <w:proofErr w:type="spellStart"/>
+      <w:r>
+        <w:t>HajjCubit</w:t>
+      </w:r>
+      <w:proofErr w:type="spellEnd"/>
+      <w:r>
+        <w:t xml:space="preserve"> extends Cubit&lt;</w:t>
+      </w:r>
+      <w:proofErr w:type="spellStart"/>
+      <w:r>
+        <w:t>HajjState</w:t>
+      </w:r>
+      <w:proofErr w:type="spellEnd"/>
+      <w:r>
+        <w:t>&gt; {</w:t>
+      </w:r>
+    </w:p>
+    <w:p>
+      <w:r>
+        <w:t xml:space="preserve">  </w:t>
+      </w:r>
+      <w:r>
+        <w:rPr>
+          <w:i/>
+          <w:iCs/>
+        </w:rPr>
+        <w:t>final</w:t>
+      </w:r>
+      <w:r>
+        <w:t xml:space="preserve"> </w:t>
+      </w:r>
+      <w:proofErr w:type="spellStart"/>
+      <w:r>
+        <w:t>HajjRepository</w:t>
+      </w:r>
+      <w:proofErr w:type="spellEnd"/>
+      <w:r>
+        <w:t xml:space="preserve"> repository;</w:t>
+      </w:r>
+    </w:p>
+    <w:p/>
+    <w:p>
+      <w:r>
+        <w:t xml:space="preserve">  </w:t>
+      </w:r>
+      <w:proofErr w:type="spellStart"/>
+      <w:r>
+        <w:t>HajjCubit</w:t>
+      </w:r>
+      <w:proofErr w:type="spellEnd"/>
+      <w:r>
+        <w:t>(</w:t>
+      </w:r>
+      <w:proofErr w:type="spellStart"/>
+      <w:proofErr w:type="gramStart"/>
+      <w:r>
+        <w:t>this.repository</w:t>
+      </w:r>
+      <w:proofErr w:type="spellEnd"/>
+      <w:r>
+        <w:t>) :</w:t>
+      </w:r>
+      <w:proofErr w:type="gramEnd"/>
+      <w:r>
+        <w:t xml:space="preserve"> </w:t>
+      </w:r>
+      <w:proofErr w:type="gramStart"/>
+      <w:r>
+        <w:t>super(</w:t>
+      </w:r>
+      <w:proofErr w:type="spellStart"/>
+      <w:proofErr w:type="gramEnd"/>
+      <w:r>
+        <w:t>HajjState.initial</w:t>
+      </w:r>
+      <w:proofErr w:type="spellEnd"/>
+      <w:r>
+        <w:t>());</w:t>
+      </w:r>
+    </w:p>
+    <w:p/>
+    <w:p>
+      <w:r>
+        <w:t xml:space="preserve">  Future&lt;void&gt; </w:t>
+      </w:r>
+      <w:proofErr w:type="spellStart"/>
+      <w:proofErr w:type="gramStart"/>
+      <w:r>
+        <w:t>loadPackages</w:t>
+      </w:r>
+      <w:proofErr w:type="spellEnd"/>
+      <w:r>
+        <w:t>(</w:t>
+      </w:r>
+      <w:proofErr w:type="gramEnd"/>
+      <w:r>
+        <w:t>) async {</w:t>
+      </w:r>
+    </w:p>
+    <w:p>
+      <w:r>
+        <w:t>    try {</w:t>
+      </w:r>
+    </w:p>
+    <w:p>
+      <w:r>
+        <w:t xml:space="preserve">      </w:t>
+      </w:r>
+      <w:proofErr w:type="gramStart"/>
+      <w:r>
+        <w:t>emit(</w:t>
+      </w:r>
+      <w:proofErr w:type="spellStart"/>
+      <w:r>
+        <w:t>state.copyWith</w:t>
+      </w:r>
+      <w:proofErr w:type="spellEnd"/>
+      <w:proofErr w:type="gramEnd"/>
+      <w:r>
+        <w:t>(loading: true));</w:t>
+      </w:r>
+    </w:p>
+    <w:p/>
+    <w:p>
+      <w:r>
+        <w:t xml:space="preserve">      </w:t>
+      </w:r>
+      <w:r>
+        <w:rPr>
+          <w:i/>
+          <w:iCs/>
+        </w:rPr>
+        <w:t>final</w:t>
+      </w:r>
+      <w:r>
+        <w:t xml:space="preserve"> List&lt;</w:t>
+      </w:r>
+      <w:proofErr w:type="spellStart"/>
+      <w:r>
+        <w:t>HajjPackageModel</w:t>
+      </w:r>
+      <w:proofErr w:type="spellEnd"/>
+      <w:r>
+        <w:t xml:space="preserve">&gt; data = await </w:t>
+      </w:r>
+      <w:proofErr w:type="spellStart"/>
+      <w:proofErr w:type="gramStart"/>
+      <w:r>
+        <w:t>repository.fetchPackages</w:t>
+      </w:r>
+      <w:proofErr w:type="spellEnd"/>
+      <w:proofErr w:type="gramEnd"/>
+      <w:r>
+        <w:t>();</w:t>
+      </w:r>
+    </w:p>
+    <w:p/>
+    <w:p>
+      <w:r>
+        <w:t xml:space="preserve">      </w:t>
+      </w:r>
+      <w:proofErr w:type="gramStart"/>
+      <w:r>
+        <w:t>emit(</w:t>
+      </w:r>
+      <w:proofErr w:type="spellStart"/>
+      <w:r>
+        <w:t>state.copyWith</w:t>
+      </w:r>
+      <w:proofErr w:type="spellEnd"/>
+      <w:proofErr w:type="gramEnd"/>
+      <w:r>
+        <w:t>(</w:t>
+      </w:r>
+    </w:p>
+    <w:p>
+      <w:r>
+        <w:t>        loading: false,</w:t>
+      </w:r>
+    </w:p>
+    <w:p>
+      <w:r>
+        <w:t>        packages: data,</w:t>
+      </w:r>
+    </w:p>
+    <w:p>
+      <w:r>
+        <w:t>      ));</w:t>
+      </w:r>
+    </w:p>
+    <w:p>
+      <w:r>
+        <w:t>    } catch (e) {</w:t>
+      </w:r>
+    </w:p>
+    <w:p>
+      <w:r>
+        <w:t xml:space="preserve">      </w:t>
+      </w:r>
+      <w:proofErr w:type="gramStart"/>
+      <w:r>
+        <w:t>emit(</w:t>
+      </w:r>
+      <w:proofErr w:type="spellStart"/>
+      <w:r>
+        <w:t>state.copyWith</w:t>
+      </w:r>
+      <w:proofErr w:type="spellEnd"/>
+      <w:proofErr w:type="gramEnd"/>
+      <w:r>
+        <w:t>(</w:t>
+      </w:r>
+    </w:p>
+    <w:p>
+      <w:r>
+        <w:t>        loading: false,</w:t>
+      </w:r>
+    </w:p>
+    <w:p>
+      <w:r>
+        <w:t xml:space="preserve">        error: </w:t>
+      </w:r>
+      <w:proofErr w:type="spellStart"/>
+      <w:proofErr w:type="gramStart"/>
+      <w:r>
+        <w:t>e.toString</w:t>
+      </w:r>
+      <w:proofErr w:type="spellEnd"/>
+      <w:proofErr w:type="gramEnd"/>
+      <w:r>
+        <w:t>(),</w:t>
+      </w:r>
+    </w:p>
+    <w:p>
+      <w:r>
+        <w:lastRenderedPageBreak/>
+        <w:t>      ));</w:t>
+      </w:r>
+    </w:p>
+    <w:p>
+      <w:r>
+        <w:t>    }</w:t>
+      </w:r>
+    </w:p>
+    <w:p>
+      <w:r>
+        <w:t>  }</w:t>
+      </w:r>
+    </w:p>
+    <w:p>
+      <w:r>
+        <w:t>}</w:t>
+      </w:r>
+    </w:p>
+    <w:p/>
+    <w:p/>
+    <w:p>
+      <w:r>
+        <w:pict w14:anchorId="17FCB40D">
+          <v:rect id="_x0000_i1116" style="width:0;height:1.5pt" o:hralign="center" o:hrstd="t" o:hr="t" fillcolor="#a0a0a0" stroked="f"/>
+        </w:pict>
+      </w:r>
+    </w:p>
+    <w:p>
+      <w:pPr>
+        <w:rPr>
+          <w:b/>
+          <w:bCs/>
+        </w:rPr>
+      </w:pPr>
+      <w:r>
+        <w:rPr>
+          <w:rFonts w:ascii="Segoe UI Emoji" w:hAnsi="Segoe UI Emoji" w:cs="Segoe UI Emoji"/>
+          <w:b/>
+          <w:bCs/>
+        </w:rPr>
+        <w:t>📱</w:t>
+      </w:r>
+      <w:r>
+        <w:rPr>
+          <w:b/>
+          <w:bCs/>
+        </w:rPr>
+        <w:t xml:space="preserve"> 6. HOME PAGE (UI + API DATA)</w:t>
+      </w:r>
+    </w:p>
+    <w:p>
+      <w:r>
+        <w:rPr>
+          <w:rFonts w:ascii="Segoe UI Emoji" w:hAnsi="Segoe UI Emoji" w:cs="Segoe UI Emoji"/>
+        </w:rPr>
+        <w:t>📍</w:t>
+      </w:r>
+      <w:r>
+        <w:t xml:space="preserve"> features/hajj/presentation/pages/home/</w:t>
+      </w:r>
+      <w:proofErr w:type="spellStart"/>
+      <w:r>
+        <w:t>home_screen.dart</w:t>
+      </w:r>
+      <w:proofErr w:type="spellEnd"/>
+    </w:p>
+    <w:p>
+      <w:r>
+        <w:t>import '</w:t>
+      </w:r>
+      <w:proofErr w:type="spellStart"/>
+      <w:r>
+        <w:t>package:flutter</w:t>
+      </w:r>
+      <w:proofErr w:type="spellEnd"/>
+      <w:r>
+        <w:t>/</w:t>
+      </w:r>
+      <w:proofErr w:type="spellStart"/>
+      <w:r>
+        <w:t>material.dart</w:t>
+      </w:r>
+      <w:proofErr w:type="spellEnd"/>
+      <w:r>
+        <w:t>';</w:t>
+      </w:r>
+      <w:r>
+        <w:br/>
+        <w:t>import '</w:t>
+      </w:r>
+      <w:proofErr w:type="spellStart"/>
+      <w:r>
+        <w:t>package:flutter_bloc</w:t>
+      </w:r>
+      <w:proofErr w:type="spellEnd"/>
+      <w:r>
+        <w:t>/</w:t>
+      </w:r>
+      <w:proofErr w:type="spellStart"/>
+      <w:r>
+        <w:t>flutter_bloc.dart</w:t>
+      </w:r>
+      <w:proofErr w:type="spellEnd"/>
+      <w:r>
+        <w:t>';</w:t>
+      </w:r>
+      <w:r>
+        <w:br/>
+        <w:t>import '../../cubit/hajj/</w:t>
+      </w:r>
+      <w:proofErr w:type="spellStart"/>
+      <w:r>
+        <w:t>hajj_cubit.dart</w:t>
+      </w:r>
+      <w:proofErr w:type="spellEnd"/>
+      <w:r>
+        <w:t>';</w:t>
+      </w:r>
+      <w:r>
+        <w:br/>
+      </w:r>
+      <w:r>
+        <w:br/>
+        <w:t xml:space="preserve">class </w:t>
+      </w:r>
+      <w:proofErr w:type="spellStart"/>
+      <w:r>
+        <w:t>HomeScreen</w:t>
+      </w:r>
+      <w:proofErr w:type="spellEnd"/>
+      <w:r>
+        <w:t xml:space="preserve"> extends </w:t>
+      </w:r>
+      <w:proofErr w:type="spellStart"/>
+      <w:r>
+        <w:t>StatefulWidget</w:t>
+      </w:r>
+      <w:proofErr w:type="spellEnd"/>
+      <w:r>
+        <w:t xml:space="preserve"> {</w:t>
+      </w:r>
+      <w:r>
+        <w:br/>
+        <w:t xml:space="preserve">  const </w:t>
+      </w:r>
+      <w:proofErr w:type="spellStart"/>
+      <w:r>
+        <w:t>HomeScreen</w:t>
+      </w:r>
+      <w:proofErr w:type="spellEnd"/>
+      <w:r>
+        <w:t>({</w:t>
+      </w:r>
+      <w:proofErr w:type="spellStart"/>
+      <w:r>
+        <w:t>super.key</w:t>
+      </w:r>
+      <w:proofErr w:type="spellEnd"/>
+      <w:r>
+        <w:t>});</w:t>
+      </w:r>
+      <w:r>
+        <w:br/>
+      </w:r>
+      <w:r>
+        <w:br/>
+        <w:t xml:space="preserve">  @override</w:t>
+      </w:r>
+      <w:r>
+        <w:br/>
+        <w:t xml:space="preserve">  State&lt;</w:t>
+      </w:r>
+      <w:proofErr w:type="spellStart"/>
+      <w:r>
+        <w:t>HomeScreen</w:t>
+      </w:r>
+      <w:proofErr w:type="spellEnd"/>
+      <w:r>
+        <w:t xml:space="preserve">&gt; </w:t>
+      </w:r>
+      <w:proofErr w:type="spellStart"/>
+      <w:r>
+        <w:t>createState</w:t>
+      </w:r>
+      <w:proofErr w:type="spellEnd"/>
+      <w:r>
+        <w:t>() =&gt; _</w:t>
+      </w:r>
+      <w:proofErr w:type="spellStart"/>
+      <w:r>
+        <w:t>HomeScreenState</w:t>
+      </w:r>
+      <w:proofErr w:type="spellEnd"/>
+      <w:r>
+        <w:t>();</w:t>
+      </w:r>
+      <w:r>
+        <w:br/>
+        <w:t>}</w:t>
+      </w:r>
+      <w:r>
+        <w:br/>
+      </w:r>
+      <w:r>
+        <w:br/>
+        <w:t>class _</w:t>
+      </w:r>
+      <w:proofErr w:type="spellStart"/>
+      <w:r>
+        <w:t>HomeScreenState</w:t>
+      </w:r>
+      <w:proofErr w:type="spellEnd"/>
+      <w:r>
+        <w:t xml:space="preserve"> extends State&lt;</w:t>
+      </w:r>
+      <w:proofErr w:type="spellStart"/>
+      <w:r>
+        <w:t>HomeScreen</w:t>
+      </w:r>
+      <w:proofErr w:type="spellEnd"/>
+      <w:r>
+        <w:t>&gt; {</w:t>
+      </w:r>
+      <w:r>
+        <w:br/>
+        <w:t xml:space="preserve">  @override</w:t>
+      </w:r>
+      <w:r>
+        <w:br/>
+        <w:t xml:space="preserve">  void </w:t>
+      </w:r>
+      <w:proofErr w:type="spellStart"/>
+      <w:r>
+        <w:t>initState</w:t>
+      </w:r>
+      <w:proofErr w:type="spellEnd"/>
+      <w:r>
+        <w:t>() {</w:t>
+      </w:r>
+      <w:r>
+        <w:br/>
+        <w:t xml:space="preserve">    </w:t>
+      </w:r>
+      <w:proofErr w:type="spellStart"/>
+      <w:r>
+        <w:t>super.initState</w:t>
+      </w:r>
+      <w:proofErr w:type="spellEnd"/>
+      <w:r>
+        <w:t>();</w:t>
+      </w:r>
+      <w:r>
+        <w:br/>
+        <w:t xml:space="preserve">    </w:t>
+      </w:r>
+      <w:proofErr w:type="spellStart"/>
+      <w:r>
+        <w:t>context.read</w:t>
+      </w:r>
+      <w:proofErr w:type="spellEnd"/>
+      <w:r>
+        <w:t>&lt;</w:t>
+      </w:r>
+      <w:proofErr w:type="spellStart"/>
+      <w:r>
+        <w:t>HajjCubit</w:t>
+      </w:r>
+      <w:proofErr w:type="spellEnd"/>
+      <w:r>
+        <w:t>&gt;().</w:t>
+      </w:r>
+      <w:proofErr w:type="spellStart"/>
+      <w:r>
+        <w:t>loadPackages</w:t>
+      </w:r>
+      <w:proofErr w:type="spellEnd"/>
+      <w:r>
+        <w:t>();</w:t>
+      </w:r>
+      <w:r>
+        <w:br/>
+        <w:t xml:space="preserve">  }</w:t>
+      </w:r>
+      <w:r>
+        <w:br/>
+      </w:r>
+      <w:r>
+        <w:br/>
+        <w:t xml:space="preserve">  @override</w:t>
+      </w:r>
+      <w:r>
+        <w:br/>
+        <w:t xml:space="preserve">  Widget build(</w:t>
+      </w:r>
+      <w:proofErr w:type="spellStart"/>
+      <w:r>
+        <w:t>BuildContext</w:t>
+      </w:r>
+      <w:proofErr w:type="spellEnd"/>
+      <w:r>
+        <w:t xml:space="preserve"> context) {</w:t>
+      </w:r>
+      <w:r>
+        <w:br/>
+        <w:t xml:space="preserve">    return Scaffold(</w:t>
+      </w:r>
+      <w:r>
+        <w:br/>
+        <w:t xml:space="preserve">      </w:t>
+      </w:r>
+      <w:proofErr w:type="spellStart"/>
+      <w:r>
+        <w:t>appBar</w:t>
+      </w:r>
+      <w:proofErr w:type="spellEnd"/>
+      <w:r>
+        <w:t xml:space="preserve">: </w:t>
+      </w:r>
+      <w:proofErr w:type="spellStart"/>
+      <w:r>
+        <w:t>AppBar</w:t>
+      </w:r>
+      <w:proofErr w:type="spellEnd"/>
+      <w:r>
+        <w:t>(title: const Text("Hajj Packages")),</w:t>
+      </w:r>
+      <w:r>
+        <w:br/>
+      </w:r>
+      <w:r>
+        <w:br/>
+        <w:t xml:space="preserve">      body: </w:t>
+      </w:r>
+      <w:proofErr w:type="spellStart"/>
+      <w:r>
+        <w:t>BlocBuilder</w:t>
+      </w:r>
+      <w:proofErr w:type="spellEnd"/>
+      <w:r>
+        <w:t>&lt;</w:t>
+      </w:r>
+      <w:proofErr w:type="spellStart"/>
+      <w:r>
+        <w:t>HajjCubit</w:t>
+      </w:r>
+      <w:proofErr w:type="spellEnd"/>
+      <w:r>
+        <w:t xml:space="preserve">, </w:t>
+      </w:r>
+      <w:proofErr w:type="spellStart"/>
+      <w:r>
+        <w:t>HajjState</w:t>
+      </w:r>
+      <w:proofErr w:type="spellEnd"/>
+      <w:r>
+        <w:t>&gt;(</w:t>
+      </w:r>
+      <w:r>
+        <w:br/>
+      </w:r>
+      <w:r>
+        <w:lastRenderedPageBreak/>
+        <w:t xml:space="preserve">        builder: (context, state) {</w:t>
+      </w:r>
+      <w:r>
+        <w:br/>
+        <w:t xml:space="preserve">          if (</w:t>
+      </w:r>
+      <w:proofErr w:type="spellStart"/>
+      <w:r>
+        <w:t>state.loading</w:t>
+      </w:r>
+      <w:proofErr w:type="spellEnd"/>
+      <w:r>
+        <w:t>) {</w:t>
+      </w:r>
+      <w:r>
+        <w:br/>
+        <w:t xml:space="preserve">            return const Center(child: </w:t>
+      </w:r>
+      <w:proofErr w:type="spellStart"/>
+      <w:r>
+        <w:t>CircularProgressIndicator</w:t>
+      </w:r>
+      <w:proofErr w:type="spellEnd"/>
+      <w:r>
+        <w:t>());</w:t>
+      </w:r>
+      <w:r>
+        <w:br/>
+        <w:t xml:space="preserve">          }</w:t>
+      </w:r>
+      <w:r>
+        <w:br/>
+      </w:r>
+      <w:r>
+        <w:br/>
+        <w:t xml:space="preserve">          if (</w:t>
+      </w:r>
+      <w:proofErr w:type="spellStart"/>
+      <w:r>
+        <w:t>state.error</w:t>
+      </w:r>
+      <w:proofErr w:type="spellEnd"/>
+      <w:r>
+        <w:t xml:space="preserve"> != null) {</w:t>
+      </w:r>
+      <w:r>
+        <w:br/>
+        <w:t xml:space="preserve">            return Center(child: Text(</w:t>
+      </w:r>
+      <w:proofErr w:type="spellStart"/>
+      <w:r>
+        <w:t>state.error</w:t>
+      </w:r>
+      <w:proofErr w:type="spellEnd"/>
+      <w:r>
+        <w:t>!));</w:t>
+      </w:r>
+      <w:r>
+        <w:br/>
+        <w:t xml:space="preserve">          }</w:t>
+      </w:r>
+      <w:r>
+        <w:br/>
+      </w:r>
+      <w:r>
+        <w:br/>
+        <w:t xml:space="preserve">          return </w:t>
+      </w:r>
+      <w:proofErr w:type="spellStart"/>
+      <w:r>
+        <w:t>GridView.builder</w:t>
+      </w:r>
+      <w:proofErr w:type="spellEnd"/>
+      <w:r>
+        <w:t>(</w:t>
+      </w:r>
+      <w:r>
+        <w:br/>
+        <w:t xml:space="preserve">            padding: const </w:t>
+      </w:r>
+      <w:proofErr w:type="spellStart"/>
+      <w:r>
+        <w:t>EdgeInsets.all</w:t>
+      </w:r>
+      <w:proofErr w:type="spellEnd"/>
+      <w:r>
+        <w:t>(12),</w:t>
+      </w:r>
+      <w:r>
+        <w:br/>
+        <w:t xml:space="preserve">            </w:t>
+      </w:r>
+      <w:proofErr w:type="spellStart"/>
+      <w:r>
+        <w:t>gridDelegate</w:t>
+      </w:r>
+      <w:proofErr w:type="spellEnd"/>
+      <w:r>
+        <w:t xml:space="preserve">: const </w:t>
+      </w:r>
+      <w:proofErr w:type="spellStart"/>
+      <w:r>
+        <w:t>SliverGridDelegateWithFixedCrossAxisCount</w:t>
+      </w:r>
+      <w:proofErr w:type="spellEnd"/>
+      <w:r>
+        <w:t>(</w:t>
+      </w:r>
+      <w:r>
+        <w:br/>
+        <w:t xml:space="preserve">              </w:t>
+      </w:r>
+      <w:proofErr w:type="spellStart"/>
+      <w:r>
+        <w:t>crossAxisCount</w:t>
+      </w:r>
+      <w:proofErr w:type="spellEnd"/>
+      <w:r>
+        <w:t>: 2,</w:t>
+      </w:r>
+      <w:r>
+        <w:br/>
+        <w:t xml:space="preserve">              </w:t>
+      </w:r>
+      <w:proofErr w:type="spellStart"/>
+      <w:r>
+        <w:t>childAspectRatio</w:t>
+      </w:r>
+      <w:proofErr w:type="spellEnd"/>
+      <w:r>
+        <w:t>: 1.2,</w:t>
+      </w:r>
+      <w:r>
+        <w:br/>
+        <w:t xml:space="preserve">            ),</w:t>
+      </w:r>
+      <w:r>
+        <w:br/>
+        <w:t xml:space="preserve">            </w:t>
+      </w:r>
+      <w:proofErr w:type="spellStart"/>
+      <w:r>
+        <w:t>itemCount</w:t>
+      </w:r>
+      <w:proofErr w:type="spellEnd"/>
+      <w:r>
+        <w:t xml:space="preserve">: </w:t>
+      </w:r>
+      <w:proofErr w:type="spellStart"/>
+      <w:r>
+        <w:t>state.packages.length</w:t>
+      </w:r>
+      <w:proofErr w:type="spellEnd"/>
+      <w:r>
+        <w:t>,</w:t>
+      </w:r>
+      <w:r>
+        <w:br/>
+        <w:t xml:space="preserve">            </w:t>
+      </w:r>
+      <w:proofErr w:type="spellStart"/>
+      <w:r>
+        <w:t>itemBuilder</w:t>
+      </w:r>
+      <w:proofErr w:type="spellEnd"/>
+      <w:r>
+        <w:t>: (context, index) {</w:t>
+      </w:r>
+      <w:r>
+        <w:br/>
+        <w:t xml:space="preserve">              final item = </w:t>
+      </w:r>
+      <w:proofErr w:type="spellStart"/>
+      <w:r>
+        <w:t>state.packages</w:t>
+      </w:r>
+      <w:proofErr w:type="spellEnd"/>
+      <w:r>
+        <w:t>[index];</w:t>
+      </w:r>
+      <w:r>
+        <w:br/>
+      </w:r>
+      <w:r>
+        <w:br/>
+        <w:t xml:space="preserve">              return Card(</w:t>
+      </w:r>
+      <w:r>
+        <w:br/>
+        <w:t xml:space="preserve">                child: Padding(</w:t>
+      </w:r>
+      <w:r>
+        <w:br/>
+        <w:t xml:space="preserve">                  padding: const </w:t>
+      </w:r>
+      <w:proofErr w:type="spellStart"/>
+      <w:r>
+        <w:t>EdgeInsets.all</w:t>
+      </w:r>
+      <w:proofErr w:type="spellEnd"/>
+      <w:r>
+        <w:t>(10),</w:t>
+      </w:r>
+      <w:r>
+        <w:br/>
+        <w:t xml:space="preserve">                  child: Column(</w:t>
+      </w:r>
+      <w:r>
+        <w:br/>
+        <w:t xml:space="preserve">                    </w:t>
+      </w:r>
+      <w:proofErr w:type="spellStart"/>
+      <w:r>
+        <w:t>mainAxisAlignment</w:t>
+      </w:r>
+      <w:proofErr w:type="spellEnd"/>
+      <w:r>
+        <w:t xml:space="preserve">: </w:t>
+      </w:r>
+      <w:proofErr w:type="spellStart"/>
+      <w:r>
+        <w:t>MainAxisAlignment.center</w:t>
+      </w:r>
+      <w:proofErr w:type="spellEnd"/>
+      <w:r>
+        <w:t>,</w:t>
+      </w:r>
+      <w:r>
+        <w:br/>
+        <w:t xml:space="preserve">                    children: [</w:t>
+      </w:r>
+      <w:r>
+        <w:br/>
+        <w:t xml:space="preserve">                      Text(</w:t>
+      </w:r>
+      <w:proofErr w:type="spellStart"/>
+      <w:r>
+        <w:t>item.title</w:t>
+      </w:r>
+      <w:proofErr w:type="spellEnd"/>
+      <w:r>
+        <w:t>,</w:t>
+      </w:r>
+      <w:r>
+        <w:br/>
+        <w:t xml:space="preserve">                          style: const </w:t>
+      </w:r>
+      <w:proofErr w:type="spellStart"/>
+      <w:r>
+        <w:t>TextStyle</w:t>
+      </w:r>
+      <w:proofErr w:type="spellEnd"/>
+      <w:r>
+        <w:t>(</w:t>
+      </w:r>
+      <w:r>
+        <w:br/>
+        <w:t xml:space="preserve">                              </w:t>
+      </w:r>
+      <w:proofErr w:type="spellStart"/>
+      <w:r>
+        <w:t>fontWeight</w:t>
+      </w:r>
+      <w:proofErr w:type="spellEnd"/>
+      <w:r>
+        <w:t xml:space="preserve">: </w:t>
+      </w:r>
+      <w:proofErr w:type="spellStart"/>
+      <w:r>
+        <w:t>FontWeight.bold</w:t>
+      </w:r>
+      <w:proofErr w:type="spellEnd"/>
+      <w:r>
+        <w:t>)),</w:t>
+      </w:r>
+      <w:r>
+        <w:br/>
+        <w:t xml:space="preserve">                      const </w:t>
+      </w:r>
+      <w:proofErr w:type="spellStart"/>
+      <w:r>
+        <w:t>SizedBox</w:t>
+      </w:r>
+      <w:proofErr w:type="spellEnd"/>
+      <w:r>
+        <w:t>(height: 10),</w:t>
+      </w:r>
+      <w:r>
+        <w:br/>
+        <w:t xml:space="preserve">                      Text(</w:t>
+      </w:r>
+      <w:r>
+        <w:br/>
+        <w:t xml:space="preserve">                        </w:t>
+      </w:r>
+      <w:proofErr w:type="spellStart"/>
+      <w:r>
+        <w:t>item.description</w:t>
+      </w:r>
+      <w:proofErr w:type="spellEnd"/>
+      <w:r>
+        <w:t>,</w:t>
+      </w:r>
+      <w:r>
+        <w:br/>
+        <w:t xml:space="preserve">                        </w:t>
+      </w:r>
+      <w:proofErr w:type="spellStart"/>
+      <w:r>
+        <w:t>textAlign</w:t>
+      </w:r>
+      <w:proofErr w:type="spellEnd"/>
+      <w:r>
+        <w:t xml:space="preserve">: </w:t>
+      </w:r>
+      <w:proofErr w:type="spellStart"/>
+      <w:r>
+        <w:t>TextAlign.center</w:t>
+      </w:r>
+      <w:proofErr w:type="spellEnd"/>
+      <w:r>
+        <w:t>,</w:t>
+      </w:r>
+      <w:r>
+        <w:br/>
+        <w:t xml:space="preserve">                      ),</w:t>
+      </w:r>
+      <w:r>
+        <w:br/>
+        <w:t xml:space="preserve">                    ],</w:t>
+      </w:r>
+      <w:r>
+        <w:br/>
+        <w:t xml:space="preserve">                  ),</w:t>
+      </w:r>
+      <w:r>
+        <w:br/>
+        <w:t xml:space="preserve">                ),</w:t>
+      </w:r>
+      <w:r>
+        <w:br/>
+        <w:t xml:space="preserve">              );</w:t>
+      </w:r>
+      <w:r>
+        <w:br/>
+        <w:t xml:space="preserve">            },</w:t>
+      </w:r>
+      <w:r>
+        <w:br/>
+      </w:r>
+      <w:r>
+        <w:lastRenderedPageBreak/>
+        <w:t xml:space="preserve">          );</w:t>
+      </w:r>
+      <w:r>
+        <w:br/>
+        <w:t xml:space="preserve">        },</w:t>
+      </w:r>
+      <w:r>
+        <w:br/>
+        <w:t xml:space="preserve">      ),</w:t>
+      </w:r>
+      <w:r>
+        <w:br/>
+        <w:t xml:space="preserve">    );</w:t>
+      </w:r>
+      <w:r>
+        <w:br/>
+        <w:t xml:space="preserve">  }</w:t>
+      </w:r>
+      <w:r>
+        <w:br/>
+        <w:t>}</w:t>
+      </w:r>
+    </w:p>
+    <w:p>
+      <w:r>
+        <w:pict w14:anchorId="5494088D">
+          <v:rect id="_x0000_i1117" style="width:0;height:1.5pt" o:hralign="center" o:hrstd="t" o:hr="t" fillcolor="#a0a0a0" stroked="f"/>
+        </w:pict>
+      </w:r>
+    </w:p>
+    <w:p>
+      <w:pPr>
+        <w:rPr>
+          <w:b/>
+          <w:bCs/>
+        </w:rPr>
+      </w:pPr>
+      <w:r>
+        <w:rPr>
+          <w:rFonts w:ascii="Segoe UI Emoji" w:hAnsi="Segoe UI Emoji" w:cs="Segoe UI Emoji"/>
+          <w:b/>
+          <w:bCs/>
+        </w:rPr>
+        <w:t>📦</w:t>
+      </w:r>
+      <w:r>
+        <w:rPr>
+          <w:b/>
+          <w:bCs/>
+        </w:rPr>
+        <w:t xml:space="preserve"> 7. MAIN.DART (PROPER SETUP)</w:t>
+      </w:r>
+    </w:p>
+    <w:p>
+      <w:r>
+        <w:t>import '</w:t>
+      </w:r>
+      <w:proofErr w:type="spellStart"/>
+      <w:r>
+        <w:t>package:flutter</w:t>
+      </w:r>
+      <w:proofErr w:type="spellEnd"/>
+      <w:r>
+        <w:t>/</w:t>
+      </w:r>
+      <w:proofErr w:type="spellStart"/>
+      <w:r>
+        <w:t>material.dart</w:t>
+      </w:r>
+      <w:proofErr w:type="spellEnd"/>
+      <w:r>
+        <w:t>';</w:t>
+      </w:r>
+      <w:r>
+        <w:br/>
+        <w:t>import '</w:t>
+      </w:r>
+      <w:proofErr w:type="spellStart"/>
+      <w:r>
+        <w:t>package:flutter_bloc</w:t>
+      </w:r>
+      <w:proofErr w:type="spellEnd"/>
+      <w:r>
+        <w:t>/</w:t>
+      </w:r>
+      <w:proofErr w:type="spellStart"/>
+      <w:r>
+        <w:t>flutter_bloc.dart</w:t>
+      </w:r>
+      <w:proofErr w:type="spellEnd"/>
+      <w:r>
+        <w:t>';</w:t>
+      </w:r>
+      <w:r>
+        <w:br/>
+      </w:r>
+      <w:r>
+        <w:br/>
+        <w:t>import 'core/network/</w:t>
+      </w:r>
+      <w:proofErr w:type="spellStart"/>
+      <w:r>
+        <w:t>dio_client.dart</w:t>
+      </w:r>
+      <w:proofErr w:type="spellEnd"/>
+      <w:r>
+        <w:t>';</w:t>
+      </w:r>
+      <w:r>
+        <w:br/>
+        <w:t>import 'features/hajj/data/</w:t>
+      </w:r>
+      <w:proofErr w:type="spellStart"/>
+      <w:r>
+        <w:t>data_sources</w:t>
+      </w:r>
+      <w:proofErr w:type="spellEnd"/>
+      <w:r>
+        <w:t>/</w:t>
+      </w:r>
+      <w:proofErr w:type="spellStart"/>
+      <w:r>
+        <w:t>hajj_remote_data_source.dart</w:t>
+      </w:r>
+      <w:proofErr w:type="spellEnd"/>
+      <w:r>
+        <w:t>';</w:t>
+      </w:r>
+      <w:r>
+        <w:br/>
+        <w:t>import 'features/hajj/data/repositories/</w:t>
+      </w:r>
+      <w:proofErr w:type="spellStart"/>
+      <w:r>
+        <w:t>hajj_repository.dart</w:t>
+      </w:r>
+      <w:proofErr w:type="spellEnd"/>
+      <w:r>
+        <w:t>';</w:t>
+      </w:r>
+      <w:r>
+        <w:br/>
+        <w:t>import 'features/hajj/presentation/cubit/hajj/</w:t>
+      </w:r>
+      <w:proofErr w:type="spellStart"/>
+      <w:r>
+        <w:t>hajj_cubit.dart</w:t>
+      </w:r>
+      <w:proofErr w:type="spellEnd"/>
+      <w:r>
+        <w:t>';</w:t>
+      </w:r>
+      <w:r>
+        <w:br/>
+        <w:t>import 'features/hajj/presentation/pages/home/</w:t>
+      </w:r>
+      <w:proofErr w:type="spellStart"/>
+      <w:r>
+        <w:t>home_screen.dart</w:t>
+      </w:r>
+      <w:proofErr w:type="spellEnd"/>
+      <w:r>
+        <w:t>';</w:t>
+      </w:r>
+      <w:r>
+        <w:br/>
+      </w:r>
+      <w:r>
+        <w:br/>
+        <w:t>void main() {</w:t>
+      </w:r>
+      <w:r>
+        <w:br/>
+        <w:t xml:space="preserve">  </w:t>
+      </w:r>
+      <w:proofErr w:type="spellStart"/>
+      <w:r>
+        <w:t>runApp</w:t>
+      </w:r>
+      <w:proofErr w:type="spellEnd"/>
+      <w:r>
+        <w:t xml:space="preserve">(const </w:t>
+      </w:r>
+      <w:proofErr w:type="spellStart"/>
+      <w:r>
+        <w:t>MyApp</w:t>
+      </w:r>
+      <w:proofErr w:type="spellEnd"/>
+      <w:r>
+        <w:t>());</w:t>
+      </w:r>
+      <w:r>
+        <w:br/>
+        <w:t>}</w:t>
+      </w:r>
+      <w:r>
+        <w:br/>
+      </w:r>
+      <w:r>
+        <w:br/>
+        <w:t xml:space="preserve">class </w:t>
+      </w:r>
+      <w:proofErr w:type="spellStart"/>
+      <w:r>
+        <w:t>MyApp</w:t>
+      </w:r>
+      <w:proofErr w:type="spellEnd"/>
+      <w:r>
+        <w:t xml:space="preserve"> extends </w:t>
+      </w:r>
+      <w:proofErr w:type="spellStart"/>
+      <w:r>
+        <w:t>StatelessWidget</w:t>
+      </w:r>
+      <w:proofErr w:type="spellEnd"/>
+      <w:r>
+        <w:t xml:space="preserve"> {</w:t>
+      </w:r>
+      <w:r>
+        <w:br/>
+        <w:t xml:space="preserve">  const </w:t>
+      </w:r>
+      <w:proofErr w:type="spellStart"/>
+      <w:r>
+        <w:t>MyApp</w:t>
+      </w:r>
+      <w:proofErr w:type="spellEnd"/>
+      <w:r>
+        <w:t>({</w:t>
+      </w:r>
+      <w:proofErr w:type="spellStart"/>
+      <w:r>
+        <w:t>super.key</w:t>
+      </w:r>
+      <w:proofErr w:type="spellEnd"/>
+      <w:r>
+        <w:t>});</w:t>
+      </w:r>
+      <w:r>
+        <w:br/>
+      </w:r>
+      <w:r>
+        <w:br/>
+        <w:t xml:space="preserve">  @override</w:t>
+      </w:r>
+      <w:r>
+        <w:br/>
+        <w:t xml:space="preserve">  Widget build(</w:t>
+      </w:r>
+      <w:proofErr w:type="spellStart"/>
+      <w:r>
+        <w:t>BuildContext</w:t>
+      </w:r>
+      <w:proofErr w:type="spellEnd"/>
+      <w:r>
+        <w:t xml:space="preserve"> context) {</w:t>
+      </w:r>
+      <w:r>
+        <w:br/>
+        <w:t xml:space="preserve">    return </w:t>
+      </w:r>
+      <w:proofErr w:type="spellStart"/>
+      <w:r>
+        <w:t>MultiBlocProvider</w:t>
+      </w:r>
+      <w:proofErr w:type="spellEnd"/>
+      <w:r>
+        <w:t>(</w:t>
+      </w:r>
+      <w:r>
+        <w:br/>
+        <w:t xml:space="preserve">      providers: [</w:t>
+      </w:r>
+      <w:r>
+        <w:br/>
+        <w:t xml:space="preserve">        </w:t>
+      </w:r>
+      <w:proofErr w:type="spellStart"/>
+      <w:r>
+        <w:t>BlocProvider</w:t>
+      </w:r>
+      <w:proofErr w:type="spellEnd"/>
+      <w:r>
+        <w:t>(</w:t>
+      </w:r>
+      <w:r>
+        <w:br/>
+        <w:t xml:space="preserve">          create: (_) =&gt; </w:t>
+      </w:r>
+      <w:proofErr w:type="spellStart"/>
+      <w:r>
+        <w:t>HajjCubit</w:t>
+      </w:r>
+      <w:proofErr w:type="spellEnd"/>
+      <w:r>
+        <w:t>(</w:t>
+      </w:r>
+      <w:r>
+        <w:br/>
+        <w:t xml:space="preserve">            </w:t>
+      </w:r>
+      <w:proofErr w:type="spellStart"/>
+      <w:r>
+        <w:t>HajjRepository</w:t>
+      </w:r>
+      <w:proofErr w:type="spellEnd"/>
+      <w:r>
+        <w:t>(</w:t>
+      </w:r>
+      <w:r>
+        <w:br/>
+        <w:t xml:space="preserve">              </w:t>
+      </w:r>
+      <w:proofErr w:type="spellStart"/>
+      <w:r>
+        <w:t>HajjRemoteDataSource</w:t>
+      </w:r>
+      <w:proofErr w:type="spellEnd"/>
+      <w:r>
+        <w:t>(</w:t>
+      </w:r>
+      <w:proofErr w:type="spellStart"/>
+      <w:r>
+        <w:t>DioClient</w:t>
+      </w:r>
+      <w:proofErr w:type="spellEnd"/>
+      <w:r>
+        <w:t>()),</w:t>
+      </w:r>
+      <w:r>
+        <w:br/>
+        <w:t xml:space="preserve">            ),</w:t>
+      </w:r>
+      <w:r>
+        <w:br/>
+        <w:t xml:space="preserve">          ),</w:t>
+      </w:r>
+      <w:r>
+        <w:br/>
+        <w:t xml:space="preserve">        ),</w:t>
+      </w:r>
+      <w:r>
+        <w:br/>
+        <w:t xml:space="preserve">      ],</w:t>
+      </w:r>
+      <w:r>
+        <w:br/>
+      </w:r>
+      <w:r>
+        <w:lastRenderedPageBreak/>
+        <w:t xml:space="preserve">      child: </w:t>
+      </w:r>
+      <w:proofErr w:type="spellStart"/>
+      <w:r>
+        <w:t>MaterialApp</w:t>
+      </w:r>
+      <w:proofErr w:type="spellEnd"/>
+      <w:r>
+        <w:t>(</w:t>
+      </w:r>
+      <w:r>
+        <w:br/>
+        <w:t xml:space="preserve">        </w:t>
+      </w:r>
+      <w:proofErr w:type="spellStart"/>
+      <w:r>
+        <w:t>debugShowCheckedModeBanner</w:t>
+      </w:r>
+      <w:proofErr w:type="spellEnd"/>
+      <w:r>
+        <w:t>: false,</w:t>
+      </w:r>
+      <w:r>
+        <w:br/>
+        <w:t xml:space="preserve">        home: const </w:t>
+      </w:r>
+      <w:proofErr w:type="spellStart"/>
+      <w:r>
+        <w:t>HomeScreen</w:t>
+      </w:r>
+      <w:proofErr w:type="spellEnd"/>
+      <w:r>
+        <w:t>(),</w:t>
+      </w:r>
+      <w:r>
+        <w:br/>
+        <w:t xml:space="preserve">      ),</w:t>
+      </w:r>
+      <w:r>
+        <w:br/>
+        <w:t xml:space="preserve">    );</w:t>
+      </w:r>
+      <w:r>
+        <w:br/>
+        <w:t xml:space="preserve">  }</w:t>
+      </w:r>
+      <w:r>
+        <w:br/>
+        <w:t>}</w:t>
+      </w:r>
+    </w:p>
+    <w:p/>
+    <w:p/>
+    <w:p/>
+    <w:p>
+      <w:r>
+        <w:t>-------------------------------------------------------------------------------------------------------------------------------</w:t>
+      </w:r>
+    </w:p>
+    <w:p>
       <w:r>
         <w:t xml:space="preserve">Good — now you’re at the </w:t>
       </w:r>
@@ -67,7 +3036,7 @@
     <w:p>
       <w:r>
         <w:pict w14:anchorId="09CF18F1">
-          <v:rect id="_x0000_i1247" style="width:0;height:1.5pt" o:hralign="center" o:hrstd="t" o:hr="t" fillcolor="#a0a0a0" stroked="f"/>
+          <v:rect id="_x0000_i1025" style="width:0;height:1.5pt" o:hralign="center" o:hrstd="t" o:hr="t" fillcolor="#a0a0a0" stroked="f"/>
         </w:pict>
       </w:r>
     </w:p>
@@ -138,7 +3107,7 @@
     <w:p>
       <w:r>
         <w:pict w14:anchorId="68FC84E7">
-          <v:rect id="_x0000_i1248" style="width:0;height:1.5pt" o:hralign="center" o:hrstd="t" o:hr="t" fillcolor="#a0a0a0" stroked="f"/>
+          <v:rect id="_x0000_i1026" style="width:0;height:1.5pt" o:hralign="center" o:hrstd="t" o:hr="t" fillcolor="#a0a0a0" stroked="f"/>
         </w:pict>
       </w:r>
     </w:p>
@@ -172,9 +3141,11 @@
     </w:p>
     <w:p>
       <w:r>
+        <w:lastRenderedPageBreak/>
         <w:t>import '</w:t>
       </w:r>
       <w:proofErr w:type="spellStart"/>
+      <w:proofErr w:type="gramStart"/>
       <w:r>
         <w:t>package:dio</w:t>
       </w:r>
@@ -187,6 +3158,7 @@
         <w:t>dio.dart</w:t>
       </w:r>
       <w:proofErr w:type="spellEnd"/>
+      <w:proofErr w:type="gramEnd"/>
       <w:r>
         <w:t>';</w:t>
       </w:r>
@@ -215,13 +3187,19 @@
       </w:r>
       <w:proofErr w:type="spellEnd"/>
       <w:r>
-        <w:t xml:space="preserve"> = Dio(</w:t>
-      </w:r>
+        <w:t xml:space="preserve"> = </w:t>
+      </w:r>
+      <w:proofErr w:type="gramStart"/>
+      <w:r>
+        <w:t>Dio(</w:t>
+      </w:r>
+      <w:proofErr w:type="gramEnd"/>
       <w:r>
         <w:br/>
         <w:t xml:space="preserve">    </w:t>
       </w:r>
       <w:proofErr w:type="spellStart"/>
+      <w:proofErr w:type="gramStart"/>
       <w:r>
         <w:t>BaseOptions</w:t>
       </w:r>
@@ -229,6 +3207,7 @@
       <w:r>
         <w:t>(</w:t>
       </w:r>
+      <w:proofErr w:type="gramEnd"/>
       <w:r>
         <w:br/>
         <w:t xml:space="preserve">      </w:t>
@@ -260,7 +3239,15 @@
       </w:r>
       <w:proofErr w:type="spellEnd"/>
       <w:r>
-        <w:t>: const Duration(seconds: 30),</w:t>
+        <w:t xml:space="preserve">: const </w:t>
+      </w:r>
+      <w:proofErr w:type="gramStart"/>
+      <w:r>
+        <w:t>Duration(</w:t>
+      </w:r>
+      <w:proofErr w:type="gramEnd"/>
+      <w:r>
+        <w:t>seconds: 30),</w:t>
       </w:r>
       <w:r>
         <w:br/>
@@ -272,13 +3259,18 @@
       </w:r>
       <w:proofErr w:type="spellEnd"/>
       <w:r>
-        <w:t>: const Duration(seconds: 30),</w:t>
-      </w:r>
-      <w:r>
-        <w:br/>
-      </w:r>
-      <w:r>
-        <w:lastRenderedPageBreak/>
+        <w:t xml:space="preserve">: const </w:t>
+      </w:r>
+      <w:proofErr w:type="gramStart"/>
+      <w:r>
+        <w:t>Duration(</w:t>
+      </w:r>
+      <w:proofErr w:type="gramEnd"/>
+      <w:r>
+        <w:t>seconds: 30),</w:t>
+      </w:r>
+      <w:r>
+        <w:br/>
         <w:t xml:space="preserve">    ),</w:t>
       </w:r>
       <w:r>
@@ -293,12 +3285,17 @@
         <w:t xml:space="preserve">  Future&lt;Response&gt; </w:t>
       </w:r>
       <w:proofErr w:type="spellStart"/>
+      <w:proofErr w:type="gramStart"/>
       <w:r>
         <w:t>getData</w:t>
       </w:r>
       <w:proofErr w:type="spellEnd"/>
       <w:r>
-        <w:t>(String endpoint) async {</w:t>
+        <w:t>(</w:t>
+      </w:r>
+      <w:proofErr w:type="gramEnd"/>
+      <w:r>
+        <w:t>String endpoint) async {</w:t>
       </w:r>
       <w:r>
         <w:br/>
@@ -324,7 +3321,7 @@
     <w:p>
       <w:r>
         <w:pict w14:anchorId="3A838A54">
-          <v:rect id="_x0000_i1249" style="width:0;height:1.5pt" o:hralign="center" o:hrstd="t" o:hr="t" fillcolor="#a0a0a0" stroked="f"/>
+          <v:rect id="_x0000_i1027" style="width:0;height:1.5pt" o:hralign="center" o:hrstd="t" o:hr="t" fillcolor="#a0a0a0" stroked="f"/>
         </w:pict>
       </w:r>
     </w:p>
@@ -362,8 +3359,13 @@
       </w:r>
     </w:p>
     <w:p>
-      <w:r>
-        <w:t>So your repository call becomes:</w:t>
+      <w:proofErr w:type="gramStart"/>
+      <w:r>
+        <w:t>So</w:t>
+      </w:r>
+      <w:proofErr w:type="gramEnd"/>
+      <w:r>
+        <w:t xml:space="preserve"> your repository call becomes:</w:t>
       </w:r>
     </w:p>
     <w:p>
@@ -387,7 +3389,7 @@
     <w:p>
       <w:r>
         <w:pict w14:anchorId="635E8E62">
-          <v:rect id="_x0000_i1250" style="width:0;height:1.5pt" o:hralign="center" o:hrstd="t" o:hr="t" fillcolor="#a0a0a0" stroked="f"/>
+          <v:rect id="_x0000_i1028" style="width:0;height:1.5pt" o:hralign="center" o:hrstd="t" o:hr="t" fillcolor="#a0a0a0" stroked="f"/>
         </w:pict>
       </w:r>
     </w:p>
@@ -478,7 +3480,7 @@
     <w:p>
       <w:r>
         <w:pict w14:anchorId="3D892596">
-          <v:rect id="_x0000_i1251" style="width:0;height:1.5pt" o:hralign="center" o:hrstd="t" o:hr="t" fillcolor="#a0a0a0" stroked="f"/>
+          <v:rect id="_x0000_i1029" style="width:0;height:1.5pt" o:hralign="center" o:hrstd="t" o:hr="t" fillcolor="#a0a0a0" stroked="f"/>
         </w:pict>
       </w:r>
     </w:p>
@@ -495,6 +3497,7 @@
           <w:b/>
           <w:bCs/>
         </w:rPr>
+        <w:lastRenderedPageBreak/>
         <w:t>🚀</w:t>
       </w:r>
       <w:r>
@@ -546,7 +3549,7 @@
     <w:p>
       <w:r>
         <w:pict w14:anchorId="5173B91E">
-          <v:rect id="_x0000_i1252" style="width:0;height:1.5pt" o:hralign="center" o:hrstd="t" o:hr="t" fillcolor="#a0a0a0" stroked="f"/>
+          <v:rect id="_x0000_i1030" style="width:0;height:1.5pt" o:hralign="center" o:hrstd="t" o:hr="t" fillcolor="#a0a0a0" stroked="f"/>
         </w:pict>
       </w:r>
     </w:p>
@@ -563,7 +3566,6 @@
           <w:b/>
           <w:bCs/>
         </w:rPr>
-        <w:lastRenderedPageBreak/>
         <w:t>🚀</w:t>
       </w:r>
       <w:r>
@@ -592,7 +3594,7 @@
     <w:p>
       <w:r>
         <w:pict w14:anchorId="5F9194A1">
-          <v:rect id="_x0000_i1253" style="width:0;height:1.5pt" o:hralign="center" o:hrstd="t" o:hr="t" fillcolor="#a0a0a0" stroked="f"/>
+          <v:rect id="_x0000_i1031" style="width:0;height:1.5pt" o:hralign="center" o:hrstd="t" o:hr="t" fillcolor="#a0a0a0" stroked="f"/>
         </w:pict>
       </w:r>
     </w:p>
@@ -621,8 +3623,13 @@
     </w:p>
     <w:p>
       <w:r>
-        <w:t>flutter run</w:t>
-      </w:r>
+        <w:t xml:space="preserve">flutter </w:t>
+      </w:r>
+      <w:proofErr w:type="gramStart"/>
+      <w:r>
+        <w:t>run</w:t>
+      </w:r>
+      <w:proofErr w:type="gramEnd"/>
     </w:p>
     <w:p>
       <w:r>
@@ -662,7 +3669,7 @@
     <w:p>
       <w:r>
         <w:pict w14:anchorId="6EFFD16E">
-          <v:rect id="_x0000_i1254" style="width:0;height:1.5pt" o:hralign="center" o:hrstd="t" o:hr="t" fillcolor="#a0a0a0" stroked="f"/>
+          <v:rect id="_x0000_i1032" style="width:0;height:1.5pt" o:hralign="center" o:hrstd="t" o:hr="t" fillcolor="#a0a0a0" stroked="f"/>
         </w:pict>
       </w:r>
     </w:p>
@@ -765,7 +3772,7 @@
     <w:p>
       <w:r>
         <w:pict w14:anchorId="67126D35">
-          <v:rect id="_x0000_i1255" style="width:0;height:1.5pt" o:hralign="center" o:hrstd="t" o:hr="t" fillcolor="#a0a0a0" stroked="f"/>
+          <v:rect id="_x0000_i1033" style="width:0;height:1.5pt" o:hralign="center" o:hrstd="t" o:hr="t" fillcolor="#a0a0a0" stroked="f"/>
         </w:pict>
       </w:r>
     </w:p>
@@ -782,6 +3789,7 @@
           <w:b/>
           <w:bCs/>
         </w:rPr>
+        <w:lastRenderedPageBreak/>
         <w:t>🎯</w:t>
       </w:r>
       <w:r>
@@ -830,9 +3838,6 @@
       </w:r>
       <w:r>
         <w:br/>
-      </w:r>
-      <w:r>
-        <w:lastRenderedPageBreak/>
         <w:t xml:space="preserve">   ↓</w:t>
       </w:r>
       <w:r>
@@ -851,7 +3856,7 @@
     <w:p>
       <w:r>
         <w:pict w14:anchorId="48F47B05">
-          <v:rect id="_x0000_i1256" style="width:0;height:1.5pt" o:hralign="center" o:hrstd="t" o:hr="t" fillcolor="#a0a0a0" stroked="f"/>
+          <v:rect id="_x0000_i1034" style="width:0;height:1.5pt" o:hralign="center" o:hrstd="t" o:hr="t" fillcolor="#a0a0a0" stroked="f"/>
         </w:pict>
       </w:r>
     </w:p>
@@ -912,7 +3917,7 @@
     <w:p>
       <w:r>
         <w:pict w14:anchorId="662056D1">
-          <v:rect id="_x0000_i1257" style="width:0;height:1.5pt" o:hralign="center" o:hrstd="t" o:hr="t" fillcolor="#a0a0a0" stroked="f"/>
+          <v:rect id="_x0000_i1035" style="width:0;height:1.5pt" o:hralign="center" o:hrstd="t" o:hr="t" fillcolor="#a0a0a0" stroked="f"/>
         </w:pict>
       </w:r>
     </w:p>
@@ -1011,6 +4016,7 @@
     </w:p>
     <w:p>
       <w:r>
+        <w:lastRenderedPageBreak/>
         <w:t xml:space="preserve"># STEP 1 — Add Packages name: </w:t>
       </w:r>
       <w:proofErr w:type="spellStart"/>
@@ -1059,155 +4065,155 @@
       </w:r>
       <w:proofErr w:type="spellEnd"/>
       <w:r>
-        <w:t xml:space="preserve">. # Read more </w:t>
+        <w:t xml:space="preserve">. # Read more about Android versioning at https://developer.android.com/studio/publish/versioning # In iOS, build-name is used as </w:t>
+      </w:r>
+      <w:proofErr w:type="spellStart"/>
+      <w:r>
+        <w:t>CFBundleShortVersionString</w:t>
+      </w:r>
+      <w:proofErr w:type="spellEnd"/>
+      <w:r>
+        <w:t xml:space="preserve"> while build-number is used as </w:t>
+      </w:r>
+      <w:proofErr w:type="spellStart"/>
+      <w:r>
+        <w:t>CFBundleVersion</w:t>
+      </w:r>
+      <w:proofErr w:type="spellEnd"/>
+      <w:r>
+        <w:t xml:space="preserve">. # Read more about iOS versioning at # https://developer.apple.com/library/archive/documentation/General/Reference/InfoPlistKeyReference/Articles/CoreFoundationKeys.html # In Windows, build-name is used as the major, minor, and patch parts # of the product and file versions while build-number is used as the build suffix. # STEP 1 — Add Packages version: 1.0.0+1 environment: </w:t>
+      </w:r>
+      <w:proofErr w:type="spellStart"/>
+      <w:r>
+        <w:t>sdk</w:t>
+      </w:r>
+      <w:proofErr w:type="spellEnd"/>
+      <w:r>
+        <w:t xml:space="preserve">: '&gt;=3.3.3 &lt;4.0.0' # Dependencies specify other packages that your package needs in order to work. # To automatically upgrade your package dependencies to the latest versions # consider running flutter pub upgrade --major-versions. Alternatively, # dependencies can be manually updated by changing the version numbers below to # the latest version available on </w:t>
+      </w:r>
+      <w:proofErr w:type="spellStart"/>
+      <w:r>
+        <w:t>pub.dev</w:t>
+      </w:r>
+      <w:proofErr w:type="spellEnd"/>
+      <w:r>
+        <w:t xml:space="preserve">. To see which dependencies have newer # versions available, run flutter pub outdated. dependencies: flutter: </w:t>
+      </w:r>
+      <w:proofErr w:type="spellStart"/>
+      <w:r>
+        <w:t>sdk</w:t>
+      </w:r>
+      <w:proofErr w:type="spellEnd"/>
+      <w:r>
+        <w:t xml:space="preserve">: flutter </w:t>
+      </w:r>
+      <w:proofErr w:type="spellStart"/>
+      <w:r>
+        <w:t>flutter_bloc</w:t>
+      </w:r>
+      <w:proofErr w:type="spellEnd"/>
+      <w:r>
+        <w:t xml:space="preserve">: ^8.1.6 </w:t>
+      </w:r>
+      <w:proofErr w:type="spellStart"/>
+      <w:r>
+        <w:t>equatable</w:t>
+      </w:r>
+      <w:proofErr w:type="spellEnd"/>
+      <w:r>
+        <w:t xml:space="preserve">: ^2.0.5 </w:t>
+      </w:r>
+      <w:proofErr w:type="spellStart"/>
+      <w:r>
+        <w:t>dio</w:t>
+      </w:r>
+      <w:proofErr w:type="spellEnd"/>
+      <w:r>
+        <w:t xml:space="preserve">: ^5.7.0 </w:t>
+      </w:r>
+      <w:proofErr w:type="spellStart"/>
+      <w:r>
+        <w:t>google_fonts</w:t>
+      </w:r>
+      <w:proofErr w:type="spellEnd"/>
+      <w:r>
+        <w:t xml:space="preserve">: ^6.2.1 # The following adds the Cupertino Icons font to your application. # Use with the </w:t>
+      </w:r>
+      <w:proofErr w:type="spellStart"/>
+      <w:r>
+        <w:t>CupertinoIcons</w:t>
+      </w:r>
+      <w:proofErr w:type="spellEnd"/>
+      <w:r>
+        <w:t xml:space="preserve"> class for iOS style icons. </w:t>
+      </w:r>
+      <w:proofErr w:type="spellStart"/>
+      <w:r>
+        <w:t>cupertino_icons</w:t>
+      </w:r>
+      <w:proofErr w:type="spellEnd"/>
+      <w:r>
+        <w:t xml:space="preserve">: ^1.0.6 </w:t>
+      </w:r>
+      <w:proofErr w:type="spellStart"/>
+      <w:r>
+        <w:t>dev_dependencies</w:t>
+      </w:r>
+      <w:proofErr w:type="spellEnd"/>
+      <w:r>
+        <w:t xml:space="preserve">: </w:t>
+      </w:r>
+      <w:proofErr w:type="spellStart"/>
+      <w:r>
+        <w:t>flutter_test</w:t>
+      </w:r>
+      <w:proofErr w:type="spellEnd"/>
+      <w:r>
+        <w:t xml:space="preserve">: </w:t>
+      </w:r>
+      <w:proofErr w:type="spellStart"/>
+      <w:r>
+        <w:t>sdk</w:t>
+      </w:r>
+      <w:proofErr w:type="spellEnd"/>
+      <w:r>
+        <w:t>: flutter # The "</w:t>
+      </w:r>
+      <w:proofErr w:type="spellStart"/>
+      <w:r>
+        <w:t>flutter_lints</w:t>
+      </w:r>
+      <w:proofErr w:type="spellEnd"/>
+      <w:r>
+        <w:t xml:space="preserve">" package below contains a set of recommended </w:t>
+      </w:r>
+      <w:proofErr w:type="spellStart"/>
+      <w:r>
+        <w:t>lints</w:t>
+      </w:r>
+      <w:proofErr w:type="spellEnd"/>
+      <w:r>
+        <w:t xml:space="preserve"> to # encourage good coding practices. The lint set provided by the package is # activated in the </w:t>
+      </w:r>
+      <w:proofErr w:type="spellStart"/>
+      <w:r>
+        <w:t>analysis_options.yaml</w:t>
+      </w:r>
+      <w:proofErr w:type="spellEnd"/>
+      <w:r>
+        <w:t xml:space="preserve"> file located at the root of your # package. See that file for information about deactivating specific lint # rules and activating additional ones. </w:t>
+      </w:r>
+      <w:proofErr w:type="spellStart"/>
+      <w:r>
+        <w:t>flutter_lints</w:t>
+      </w:r>
+      <w:proofErr w:type="spellEnd"/>
+      <w:r>
+        <w:t xml:space="preserve">: ^3.0.0 # For information on the generic Dart part of this file, see the # following page: https://dart.dev/tools/pub/pubspec # The following section is specific to Flutter packages. flutter: # The following line ensures that the Material Icons font is # included with your application, so that you can use the icons in # the material Icons class. uses-material-design: true # To add assets to your application, add an assets section, like this: # assets: # - images/a_dot_burr.jpeg # - images/a_dot_ham.jpeg # An image asset can refer to one or more resolution-specific "variants", see # https://flutter.dev/assets-and-images/#resolution-aware # For details regarding adding assets from package dependencies, see # https://flutter.dev/assets-and-images/#from-packages # To add custom fonts to your application, add a fonts section here, # in this "flutter" section. Each entry in this list should have a # "family" key with the font family name, and a "fonts" key with a # list giving the asset and other descriptors for the font. For # example: # fonts: # - family: </w:t>
       </w:r>
       <w:r>
         <w:lastRenderedPageBreak/>
-        <w:t xml:space="preserve">about Android versioning at https://developer.android.com/studio/publish/versioning # In iOS, build-name is used as </w:t>
-      </w:r>
-      <w:proofErr w:type="spellStart"/>
-      <w:r>
-        <w:t>CFBundleShortVersionString</w:t>
-      </w:r>
-      <w:proofErr w:type="spellEnd"/>
-      <w:r>
-        <w:t xml:space="preserve"> while build-number is used as </w:t>
-      </w:r>
-      <w:proofErr w:type="spellStart"/>
-      <w:r>
-        <w:t>CFBundleVersion</w:t>
-      </w:r>
-      <w:proofErr w:type="spellEnd"/>
-      <w:r>
-        <w:t xml:space="preserve">. # Read more about iOS versioning at # https://developer.apple.com/library/archive/documentation/General/Reference/InfoPlistKeyReference/Articles/CoreFoundationKeys.html # In Windows, build-name is used as the major, minor, and patch parts # of the product and file versions while build-number is used as the build suffix. # STEP 1 — Add Packages version: 1.0.0+1 environment: </w:t>
-      </w:r>
-      <w:proofErr w:type="spellStart"/>
-      <w:r>
-        <w:t>sdk</w:t>
-      </w:r>
-      <w:proofErr w:type="spellEnd"/>
-      <w:r>
-        <w:t xml:space="preserve">: '&gt;=3.3.3 &lt;4.0.0' # Dependencies specify other packages that your package needs in order to work. # To automatically upgrade your package dependencies to the latest versions # consider running flutter pub upgrade --major-versions. Alternatively, # dependencies can be manually updated by changing the version numbers below to # the latest version available on </w:t>
-      </w:r>
-      <w:proofErr w:type="spellStart"/>
-      <w:r>
-        <w:t>pub.dev</w:t>
-      </w:r>
-      <w:proofErr w:type="spellEnd"/>
-      <w:r>
-        <w:t xml:space="preserve">. To see which dependencies have newer # versions available, run flutter pub outdated. dependencies: flutter: </w:t>
-      </w:r>
-      <w:proofErr w:type="spellStart"/>
-      <w:r>
-        <w:t>sdk</w:t>
-      </w:r>
-      <w:proofErr w:type="spellEnd"/>
-      <w:r>
-        <w:t xml:space="preserve">: flutter </w:t>
-      </w:r>
-      <w:proofErr w:type="spellStart"/>
-      <w:r>
-        <w:t>flutter_bloc</w:t>
-      </w:r>
-      <w:proofErr w:type="spellEnd"/>
-      <w:r>
-        <w:t xml:space="preserve">: ^8.1.6 </w:t>
-      </w:r>
-      <w:proofErr w:type="spellStart"/>
-      <w:r>
-        <w:t>equatable</w:t>
-      </w:r>
-      <w:proofErr w:type="spellEnd"/>
-      <w:r>
-        <w:t xml:space="preserve">: ^2.0.5 </w:t>
-      </w:r>
-      <w:proofErr w:type="spellStart"/>
-      <w:r>
-        <w:t>dio</w:t>
-      </w:r>
-      <w:proofErr w:type="spellEnd"/>
-      <w:r>
-        <w:t xml:space="preserve">: ^5.7.0 </w:t>
-      </w:r>
-      <w:proofErr w:type="spellStart"/>
-      <w:r>
-        <w:t>google_fonts</w:t>
-      </w:r>
-      <w:proofErr w:type="spellEnd"/>
-      <w:r>
-        <w:t xml:space="preserve">: ^6.2.1 # The following adds the Cupertino Icons font to your application. # Use with the </w:t>
-      </w:r>
-      <w:proofErr w:type="spellStart"/>
-      <w:r>
-        <w:t>CupertinoIcons</w:t>
-      </w:r>
-      <w:proofErr w:type="spellEnd"/>
-      <w:r>
-        <w:t xml:space="preserve"> class for iOS style icons. </w:t>
-      </w:r>
-      <w:proofErr w:type="spellStart"/>
-      <w:r>
-        <w:t>cupertino_icons</w:t>
-      </w:r>
-      <w:proofErr w:type="spellEnd"/>
-      <w:r>
-        <w:t xml:space="preserve">: ^1.0.6 </w:t>
-      </w:r>
-      <w:proofErr w:type="spellStart"/>
-      <w:r>
-        <w:t>dev_dependencies</w:t>
-      </w:r>
-      <w:proofErr w:type="spellEnd"/>
-      <w:r>
-        <w:t xml:space="preserve">: </w:t>
-      </w:r>
-      <w:proofErr w:type="spellStart"/>
-      <w:r>
-        <w:t>flutter_test</w:t>
-      </w:r>
-      <w:proofErr w:type="spellEnd"/>
-      <w:r>
-        <w:t xml:space="preserve">: </w:t>
-      </w:r>
-      <w:proofErr w:type="spellStart"/>
-      <w:r>
-        <w:t>sdk</w:t>
-      </w:r>
-      <w:proofErr w:type="spellEnd"/>
-      <w:r>
-        <w:t>: flutter # The "</w:t>
-      </w:r>
-      <w:proofErr w:type="spellStart"/>
-      <w:r>
-        <w:t>flutter_lints</w:t>
-      </w:r>
-      <w:proofErr w:type="spellEnd"/>
-      <w:r>
-        <w:t xml:space="preserve">" package below contains a set of recommended </w:t>
-      </w:r>
-      <w:proofErr w:type="spellStart"/>
-      <w:r>
-        <w:t>lints</w:t>
-      </w:r>
-      <w:proofErr w:type="spellEnd"/>
-      <w:r>
-        <w:t xml:space="preserve"> to # encourage good coding practices. The lint set provided by the package is # activated in the </w:t>
-      </w:r>
-      <w:proofErr w:type="spellStart"/>
-      <w:r>
-        <w:t>analysis_options.yaml</w:t>
-      </w:r>
-      <w:proofErr w:type="spellEnd"/>
-      <w:r>
-        <w:t xml:space="preserve"> file located at the root of your # package. See that file for information about deactivating specific lint # rules and activating additional ones. </w:t>
-      </w:r>
-      <w:proofErr w:type="spellStart"/>
-      <w:r>
-        <w:t>flutter_lints</w:t>
-      </w:r>
-      <w:proofErr w:type="spellEnd"/>
-      <w:r>
-        <w:t>: ^3.0.0 # For information on the generic Dart part of this file, see the # following page: https://dart.dev/tools/pub/pubspec # The following section is specific to Flutter packages. flutter: # The following line ensures that the Material Icons font is # included with your application, so that you can use the icons in # the material Icons class. uses-material-design: true # To add assets to your application, add an assets section, like this: # assets: # - images/a_dot_burr.jpeg # - images/a_dot_ham.jpeg # An image asset can refer to one or more resolution-specific "variants", see # https://flutter.dev/assets-and-images/#resolution-aware # For details regarding adding assets from package dependencies, see # https://flutter.dev/assets-and-images/#from-packages # To add custom fonts to your application, add a fonts section here, # in this "flutter" section. Each entry in this list should have a # "family" key with the font family name, and a "fonts" key with a # list giving the asset and other descriptors for the font. For # example: # fonts: # - family: Schyler # fonts: # - asset: fonts/Schyler-Regular.ttf # - asset: fonts/Schyler-Italic.ttf # style: italic # - family: Trajan Pro # fonts: # - asset: fonts/TrajanPro.ttf # - asset: fonts/TrajanPro_Bold.ttf # weight: 700 # # For details regarding fonts from package dependencies, # see https://flutter.dev/custom-fonts/#from-packages fetching this issue PS E:\Flutter-Project\hajj_app&gt; flutter run Launching lib\</w:t>
+        <w:t>Schyler # fonts: # - asset: fonts/Schyler-Regular.ttf # - asset: fonts/Schyler-Italic.ttf # style: italic # - family: Trajan Pro # fonts: # - asset: fonts/TrajanPro.ttf # - asset: fonts/TrajanPro_Bold.ttf # weight: 700 # # For details regarding fonts from package dependencies, # see https://flutter.dev/custom-fonts/#from-packages fetching this issue PS E:\Flutter-Project\hajj_app&gt; flutter run Launching lib\</w:t>
       </w:r>
       <w:proofErr w:type="spellStart"/>
       <w:r>
@@ -1251,20 +4257,191 @@
       </w:r>
       <w:proofErr w:type="spellStart"/>
       <w:r>
+        <w:t>java.base</w:t>
+      </w:r>
+      <w:proofErr w:type="spellEnd"/>
+      <w:r>
+        <w:t>/</w:t>
+      </w:r>
+      <w:proofErr w:type="spellStart"/>
+      <w:r>
+        <w:t>sun.nio.ch.Net.connect</w:t>
+      </w:r>
+      <w:proofErr w:type="spellEnd"/>
+      <w:r>
+        <w:t xml:space="preserve">(Net.java:568) at java.base/sun.nio.ch.NioSocketImpl.connect(NioSocketImpl.java:593) </w:t>
+      </w:r>
+      <w:proofErr w:type="spellStart"/>
+      <w:r>
+        <w:t>at</w:t>
+      </w:r>
+      <w:proofErr w:type="spellEnd"/>
+      <w:r>
+        <w:t xml:space="preserve"> java.base/java.net.SocksSocketImpl.connect(SocksSocketImpl.java:327) </w:t>
+      </w:r>
+      <w:proofErr w:type="spellStart"/>
+      <w:r>
+        <w:t>at</w:t>
+      </w:r>
+      <w:proofErr w:type="spellEnd"/>
+      <w:r>
+        <w:t xml:space="preserve"> </w:t>
+      </w:r>
+      <w:proofErr w:type="spellStart"/>
+      <w:r>
+        <w:t>java.base</w:t>
+      </w:r>
+      <w:proofErr w:type="spellEnd"/>
+      <w:r>
+        <w:t>/</w:t>
+      </w:r>
+      <w:proofErr w:type="spellStart"/>
+      <w:r>
+        <w:t>java.net.Socket.connect</w:t>
+      </w:r>
+      <w:proofErr w:type="spellEnd"/>
+      <w:r>
+        <w:t xml:space="preserve">(Socket.java:633) at java.base/sun.security.ssl.SSLSocketImpl.connect(SSLSocketImpl.java:304) </w:t>
+      </w:r>
+      <w:proofErr w:type="spellStart"/>
+      <w:r>
+        <w:t>at</w:t>
+      </w:r>
+      <w:proofErr w:type="spellEnd"/>
+      <w:r>
+        <w:t xml:space="preserve"> java.base/sun.security.ssl.BaseSSLSocketImpl.connect(BaseSSLSocketImpl.java:174) </w:t>
+      </w:r>
+      <w:proofErr w:type="spellStart"/>
+      <w:r>
+        <w:t>at</w:t>
+      </w:r>
+      <w:proofErr w:type="spellEnd"/>
+      <w:r>
+        <w:t xml:space="preserve"> java.base/sun.net.NetworkClient.doConnect(NetworkClient.java:183) </w:t>
+      </w:r>
+      <w:proofErr w:type="spellStart"/>
+      <w:r>
+        <w:t>at</w:t>
+      </w:r>
+      <w:proofErr w:type="spellEnd"/>
+      <w:r>
+        <w:t xml:space="preserve"> java.base/sun.net.www.http.HttpClient.openServer(HttpClient.java:533) </w:t>
+      </w:r>
+      <w:proofErr w:type="spellStart"/>
+      <w:r>
+        <w:t>at</w:t>
+      </w:r>
+      <w:proofErr w:type="spellEnd"/>
+      <w:r>
+        <w:t xml:space="preserve"> java.base/sun.net.www.http.HttpClient.openServer(HttpClient.java:638) </w:t>
+      </w:r>
+      <w:proofErr w:type="spellStart"/>
+      <w:r>
+        <w:t>at</w:t>
+      </w:r>
+      <w:proofErr w:type="spellEnd"/>
+      <w:r>
+        <w:t xml:space="preserve"> java.base/sun.net.www.protocol.https.HttpsClient.&lt;init&gt;(HttpsClient.java:266) at java.base/sun.net.www.protocol.https.HttpsClient.New(HttpsClient.java:380) </w:t>
+      </w:r>
+      <w:proofErr w:type="spellStart"/>
+      <w:r>
+        <w:t>at</w:t>
+      </w:r>
+      <w:proofErr w:type="spellEnd"/>
+      <w:r>
+        <w:t xml:space="preserve"> java.base/sun.net.www.protocol.https.AbstractDelegateHttpsURLConnection.getNewHttpClient(AbstractDelegateHttpsURLConnection.java:193) </w:t>
+      </w:r>
+      <w:proofErr w:type="spellStart"/>
+      <w:r>
+        <w:t>at</w:t>
+      </w:r>
+      <w:proofErr w:type="spellEnd"/>
+      <w:r>
+        <w:t xml:space="preserve"> java.base/sun.net.www.protocol.http.HttpURLConnection.plainConnect0(HttpURLConnection.java:1242) </w:t>
+      </w:r>
+      <w:proofErr w:type="spellStart"/>
+      <w:r>
+        <w:t>at</w:t>
+      </w:r>
+      <w:proofErr w:type="spellEnd"/>
+      <w:r>
+        <w:t xml:space="preserve"> java.base/sun.net.www.protocol.http.HttpURLConnection.plainConnect(HttpURLConnection.java:1128) </w:t>
+      </w:r>
+      <w:proofErr w:type="spellStart"/>
+      <w:r>
+        <w:t>at</w:t>
+      </w:r>
+      <w:proofErr w:type="spellEnd"/>
+      <w:r>
+        <w:t xml:space="preserve"> java.base/sun.net.www.protocol.https.AbstractDelegateHttpsURLConnection.connect(AbstractDelegateHttpsURLConnection.java:179) </w:t>
+      </w:r>
+      <w:proofErr w:type="spellStart"/>
+      <w:r>
+        <w:t>at</w:t>
+      </w:r>
+      <w:proofErr w:type="spellEnd"/>
+      <w:r>
+        <w:t xml:space="preserve"> java.base/sun.net.www.protocol.http.HttpURLConnection.followRedirect0(HttpURLConnection.java:2944) </w:t>
+      </w:r>
+      <w:proofErr w:type="spellStart"/>
+      <w:r>
+        <w:t>at</w:t>
+      </w:r>
+      <w:proofErr w:type="spellEnd"/>
+      <w:r>
+        <w:t xml:space="preserve"> java.base/sun.net.www.protocol.http.HttpURLConnection.followRedirect(HttpURLConnection.java:2853) </w:t>
+      </w:r>
+      <w:proofErr w:type="spellStart"/>
+      <w:r>
+        <w:t>at</w:t>
+      </w:r>
+      <w:proofErr w:type="spellEnd"/>
+      <w:r>
+        <w:t xml:space="preserve"> java.base/sun.net.www.protocol.http.HttpURLConnection.getInputStream0(HttpURLConnection.java:1949) </w:t>
+      </w:r>
+      <w:proofErr w:type="spellStart"/>
+      <w:r>
+        <w:t>at</w:t>
+      </w:r>
+      <w:proofErr w:type="spellEnd"/>
+      <w:r>
+        <w:t xml:space="preserve"> java.base/sun.net.www.protocol.http.HttpURLConnection.getInputStream(HttpURLConnection.java:1611) </w:t>
+      </w:r>
+      <w:proofErr w:type="spellStart"/>
+      <w:r>
+        <w:t>at</w:t>
+      </w:r>
+      <w:proofErr w:type="spellEnd"/>
+      <w:r>
+        <w:t xml:space="preserve"> java.base/sun.net.www.protocol.https.HttpsURLConnectionImpl.getInputStream(HttpsURLConnectionImpl.java:224) </w:t>
+      </w:r>
+      <w:proofErr w:type="spellStart"/>
+      <w:r>
+        <w:t>at</w:t>
+      </w:r>
+      <w:proofErr w:type="spellEnd"/>
+      <w:r>
+        <w:t xml:space="preserve"> </w:t>
+      </w:r>
+      <w:proofErr w:type="spellStart"/>
+      <w:r>
+        <w:t>org.gradle.wrapper.Download.downloadInternal</w:t>
+      </w:r>
+      <w:proofErr w:type="spellEnd"/>
+      <w:r>
+        <w:t xml:space="preserve">(Download.java:58) at </w:t>
+      </w:r>
+      <w:proofErr w:type="spellStart"/>
+      <w:r>
+        <w:t>org.gradle.wrapper.Download.download</w:t>
+      </w:r>
+      <w:proofErr w:type="spellEnd"/>
+      <w:r>
+        <w:t xml:space="preserve">(Download.java:44) at </w:t>
+      </w:r>
+      <w:r>
         <w:lastRenderedPageBreak/>
-        <w:t>java.base</w:t>
-      </w:r>
-      <w:proofErr w:type="spellEnd"/>
-      <w:r>
-        <w:t>/</w:t>
-      </w:r>
-      <w:proofErr w:type="spellStart"/>
-      <w:r>
-        <w:t>sun.nio.ch.Net.connect</w:t>
-      </w:r>
-      <w:proofErr w:type="spellEnd"/>
-      <w:r>
-        <w:t xml:space="preserve">(Net.java:568) at java.base/sun.nio.ch.NioSocketImpl.connect(NioSocketImpl.java:593) </w:t>
+        <w:t xml:space="preserve">org.gradle.wrapper.Install$1.call(Install.java:61) at org.gradle.wrapper.Install$1.call(Install.java:48) at org.gradle.wrapper.ExclusiveFileAccessManager.access(ExclusiveFileAccessManager.java:65) </w:t>
       </w:r>
       <w:proofErr w:type="spellStart"/>
       <w:r>
@@ -1272,7 +4449,15 @@
       </w:r>
       <w:proofErr w:type="spellEnd"/>
       <w:r>
-        <w:t xml:space="preserve"> java.base/java.net.SocksSocketImpl.connect(SocksSocketImpl.java:327) </w:t>
+        <w:t xml:space="preserve"> </w:t>
+      </w:r>
+      <w:proofErr w:type="spellStart"/>
+      <w:r>
+        <w:t>org.gradle.wrapper.Install.createDist</w:t>
+      </w:r>
+      <w:proofErr w:type="spellEnd"/>
+      <w:r>
+        <w:t xml:space="preserve">(Install.java:48) at org.gradle.wrapper.WrapperExecutor.execute(WrapperExecutor.java:128) </w:t>
       </w:r>
       <w:proofErr w:type="spellStart"/>
       <w:r>
@@ -1280,182 +4465,6 @@
       </w:r>
       <w:proofErr w:type="spellEnd"/>
       <w:r>
-        <w:t xml:space="preserve"> </w:t>
-      </w:r>
-      <w:proofErr w:type="spellStart"/>
-      <w:r>
-        <w:t>java.base</w:t>
-      </w:r>
-      <w:proofErr w:type="spellEnd"/>
-      <w:r>
-        <w:t>/</w:t>
-      </w:r>
-      <w:proofErr w:type="spellStart"/>
-      <w:r>
-        <w:t>java.net.Socket.connect</w:t>
-      </w:r>
-      <w:proofErr w:type="spellEnd"/>
-      <w:r>
-        <w:t xml:space="preserve">(Socket.java:633) at java.base/sun.security.ssl.SSLSocketImpl.connect(SSLSocketImpl.java:304) </w:t>
-      </w:r>
-      <w:proofErr w:type="spellStart"/>
-      <w:r>
-        <w:t>at</w:t>
-      </w:r>
-      <w:proofErr w:type="spellEnd"/>
-      <w:r>
-        <w:t xml:space="preserve"> java.base/sun.security.ssl.BaseSSLSocketImpl.connect(BaseSSLSocketImpl.java:174) </w:t>
-      </w:r>
-      <w:proofErr w:type="spellStart"/>
-      <w:r>
-        <w:t>at</w:t>
-      </w:r>
-      <w:proofErr w:type="spellEnd"/>
-      <w:r>
-        <w:t xml:space="preserve"> java.base/sun.net.NetworkClient.doConnect(NetworkClient.java:183) </w:t>
-      </w:r>
-      <w:proofErr w:type="spellStart"/>
-      <w:r>
-        <w:t>at</w:t>
-      </w:r>
-      <w:proofErr w:type="spellEnd"/>
-      <w:r>
-        <w:t xml:space="preserve"> java.base/sun.net.www.http.HttpClient.openServer(HttpClient.java:533) </w:t>
-      </w:r>
-      <w:proofErr w:type="spellStart"/>
-      <w:r>
-        <w:t>at</w:t>
-      </w:r>
-      <w:proofErr w:type="spellEnd"/>
-      <w:r>
-        <w:t xml:space="preserve"> java.base/sun.net.www.http.HttpClient.openServer(HttpClient.java:638) </w:t>
-      </w:r>
-      <w:proofErr w:type="spellStart"/>
-      <w:r>
-        <w:t>at</w:t>
-      </w:r>
-      <w:proofErr w:type="spellEnd"/>
-      <w:r>
-        <w:t xml:space="preserve"> java.base/sun.net.www.protocol.https.HttpsClient.&lt;init&gt;(HttpsClient.java:266) at java.base/sun.net.www.protocol.https.HttpsClient.New(HttpsClient.java:380) </w:t>
-      </w:r>
-      <w:proofErr w:type="spellStart"/>
-      <w:r>
-        <w:t>at</w:t>
-      </w:r>
-      <w:proofErr w:type="spellEnd"/>
-      <w:r>
-        <w:t xml:space="preserve"> java.base/sun.net.www.protocol.https.AbstractDelegateHttpsURLConnection.getNewHttpClient(AbstractDelegateHttpsURLConnection.java:193) </w:t>
-      </w:r>
-      <w:proofErr w:type="spellStart"/>
-      <w:r>
-        <w:t>at</w:t>
-      </w:r>
-      <w:proofErr w:type="spellEnd"/>
-      <w:r>
-        <w:t xml:space="preserve"> java.base/sun.net.www.protocol.http.HttpURLConnection.plainConnect0(HttpURLConnection.java:1242) </w:t>
-      </w:r>
-      <w:proofErr w:type="spellStart"/>
-      <w:r>
-        <w:t>at</w:t>
-      </w:r>
-      <w:proofErr w:type="spellEnd"/>
-      <w:r>
-        <w:t xml:space="preserve"> java.base/sun.net.www.protocol.http.HttpURLConnection.plainConnect(HttpURLConnection.java:1128) </w:t>
-      </w:r>
-      <w:proofErr w:type="spellStart"/>
-      <w:r>
-        <w:t>at</w:t>
-      </w:r>
-      <w:proofErr w:type="spellEnd"/>
-      <w:r>
-        <w:t xml:space="preserve"> java.base/sun.net.www.protocol.https.AbstractDelegateHttpsURLConnection.connect(AbstractDelegateHttpsURLConnection.java:179) </w:t>
-      </w:r>
-      <w:proofErr w:type="spellStart"/>
-      <w:r>
-        <w:t>at</w:t>
-      </w:r>
-      <w:proofErr w:type="spellEnd"/>
-      <w:r>
-        <w:t xml:space="preserve"> java.base/sun.net.www.protocol.http.HttpURLConnection.followRedirect0(HttpURLConnection.java:2944) </w:t>
-      </w:r>
-      <w:proofErr w:type="spellStart"/>
-      <w:r>
-        <w:t>at</w:t>
-      </w:r>
-      <w:proofErr w:type="spellEnd"/>
-      <w:r>
-        <w:t xml:space="preserve"> java.base/sun.net.www.protocol.http.HttpURLConnection.followRedirect(HttpURLConnection.java:2853) </w:t>
-      </w:r>
-      <w:proofErr w:type="spellStart"/>
-      <w:r>
-        <w:t>at</w:t>
-      </w:r>
-      <w:proofErr w:type="spellEnd"/>
-      <w:r>
-        <w:t xml:space="preserve"> java.base/sun.net.www.protocol.http.HttpURLConnection.getInputStream0(HttpURLConnection.java:1949) </w:t>
-      </w:r>
-      <w:proofErr w:type="spellStart"/>
-      <w:r>
-        <w:t>at</w:t>
-      </w:r>
-      <w:proofErr w:type="spellEnd"/>
-      <w:r>
-        <w:t xml:space="preserve"> java.base/sun.net.www.protocol.http.HttpURLConnection.getInputStream(HttpURLConnection.java:1611) </w:t>
-      </w:r>
-      <w:proofErr w:type="spellStart"/>
-      <w:r>
-        <w:t>at</w:t>
-      </w:r>
-      <w:proofErr w:type="spellEnd"/>
-      <w:r>
-        <w:t xml:space="preserve"> java.base/sun.net.www.protocol.https.HttpsURLConnectionImpl.getInputStream(HttpsURLConnectionImpl.java:224) </w:t>
-      </w:r>
-      <w:proofErr w:type="spellStart"/>
-      <w:r>
-        <w:t>at</w:t>
-      </w:r>
-      <w:proofErr w:type="spellEnd"/>
-      <w:r>
-        <w:t xml:space="preserve"> </w:t>
-      </w:r>
-      <w:proofErr w:type="spellStart"/>
-      <w:r>
-        <w:t>org.gradle.wrapper.Download.downloadInternal</w:t>
-      </w:r>
-      <w:proofErr w:type="spellEnd"/>
-      <w:r>
-        <w:t xml:space="preserve">(Download.java:58) at </w:t>
-      </w:r>
-      <w:proofErr w:type="spellStart"/>
-      <w:r>
-        <w:t>org.gradle.wrapper.Download.download</w:t>
-      </w:r>
-      <w:proofErr w:type="spellEnd"/>
-      <w:r>
-        <w:t xml:space="preserve">(Download.java:44) at org.gradle.wrapper.Install$1.call(Install.java:61) at org.gradle.wrapper.Install$1.call(Install.java:48) at org.gradle.wrapper.ExclusiveFileAccessManager.access(ExclusiveFileAccessManager.java:65) </w:t>
-      </w:r>
-      <w:proofErr w:type="spellStart"/>
-      <w:r>
-        <w:t>at</w:t>
-      </w:r>
-      <w:proofErr w:type="spellEnd"/>
-      <w:r>
-        <w:t xml:space="preserve"> </w:t>
-      </w:r>
-      <w:proofErr w:type="spellStart"/>
-      <w:r>
-        <w:t>org.gradle.wrapper.Install.createDist</w:t>
-      </w:r>
-      <w:proofErr w:type="spellEnd"/>
-      <w:r>
-        <w:t xml:space="preserve">(Install.java:48) at org.gradle.wrapper.WrapperExecutor.execute(WrapperExecutor.java:128) </w:t>
-      </w:r>
-      <w:proofErr w:type="spellStart"/>
-      <w:r>
-        <w:t>at</w:t>
-      </w:r>
-      <w:proofErr w:type="spellEnd"/>
-      <w:r>
         <w:t xml:space="preserve"> org.gradle.wrapper.GradleWrapperMain.main(GradleWrapperMain.java:61) Running Gradle task '</w:t>
       </w:r>
       <w:proofErr w:type="spellStart"/>
@@ -1477,7 +4486,6 @@
     </w:p>
     <w:p>
       <w:r>
-        <w:lastRenderedPageBreak/>
         <w:t xml:space="preserve">This is </w:t>
       </w:r>
       <w:r>
@@ -1509,7 +4517,7 @@
     <w:p>
       <w:r>
         <w:pict w14:anchorId="01AF6E44">
-          <v:rect id="_x0000_i1258" style="width:0;height:1.5pt" o:hralign="center" o:hrstd="t" o:hr="t" fillcolor="#a0a0a0" stroked="f"/>
+          <v:rect id="_x0000_i1036" style="width:0;height:1.5pt" o:hralign="center" o:hrstd="t" o:hr="t" fillcolor="#a0a0a0" stroked="f"/>
         </w:pict>
       </w:r>
     </w:p>
@@ -1543,10 +4551,12 @@
     </w:p>
     <w:p>
       <w:proofErr w:type="spellStart"/>
+      <w:proofErr w:type="gramStart"/>
       <w:r>
         <w:t>java.net.ConnectException</w:t>
       </w:r>
       <w:proofErr w:type="spellEnd"/>
+      <w:proofErr w:type="gramEnd"/>
       <w:r>
         <w:t>: Connection timed out</w:t>
       </w:r>
@@ -1591,7 +4601,7 @@
     <w:p>
       <w:r>
         <w:pict w14:anchorId="4225CE1E">
-          <v:rect id="_x0000_i1259" style="width:0;height:1.5pt" o:hralign="center" o:hrstd="t" o:hr="t" fillcolor="#a0a0a0" stroked="f"/>
+          <v:rect id="_x0000_i1037" style="width:0;height:1.5pt" o:hralign="center" o:hrstd="t" o:hr="t" fillcolor="#a0a0a0" stroked="f"/>
         </w:pict>
       </w:r>
     </w:p>
@@ -1694,8 +4704,9 @@
     </w:p>
     <w:p>
       <w:r>
+        <w:lastRenderedPageBreak/>
         <w:pict w14:anchorId="3F611D35">
-          <v:rect id="_x0000_i1260" style="width:0;height:1.5pt" o:hralign="center" o:hrstd="t" o:hr="t" fillcolor="#a0a0a0" stroked="f"/>
+          <v:rect id="_x0000_i1038" style="width:0;height:1.5pt" o:hralign="center" o:hrstd="t" o:hr="t" fillcolor="#a0a0a0" stroked="f"/>
         </w:pict>
       </w:r>
     </w:p>
@@ -1725,7 +4736,7 @@
     <w:p>
       <w:r>
         <w:pict w14:anchorId="0BAA4F9A">
-          <v:rect id="_x0000_i1261" style="width:0;height:1.5pt" o:hralign="center" o:hrstd="t" o:hr="t" fillcolor="#a0a0a0" stroked="f"/>
+          <v:rect id="_x0000_i1039" style="width:0;height:1.5pt" o:hralign="center" o:hrstd="t" o:hr="t" fillcolor="#a0a0a0" stroked="f"/>
         </w:pict>
       </w:r>
     </w:p>
@@ -1759,7 +4770,6 @@
     </w:p>
     <w:p>
       <w:r>
-        <w:lastRenderedPageBreak/>
         <w:t>https://services.gradle.org</w:t>
       </w:r>
     </w:p>
@@ -1771,7 +4781,7 @@
     <w:p>
       <w:r>
         <w:pict w14:anchorId="1FBC7627">
-          <v:rect id="_x0000_i1262" style="width:0;height:1.5pt" o:hralign="center" o:hrstd="t" o:hr="t" fillcolor="#a0a0a0" stroked="f"/>
+          <v:rect id="_x0000_i1040" style="width:0;height:1.5pt" o:hralign="center" o:hrstd="t" o:hr="t" fillcolor="#a0a0a0" stroked="f"/>
         </w:pict>
       </w:r>
     </w:p>
@@ -1852,13 +4862,18 @@
     </w:p>
     <w:p>
       <w:r>
-        <w:t>flutter run</w:t>
-      </w:r>
+        <w:t xml:space="preserve">flutter </w:t>
+      </w:r>
+      <w:proofErr w:type="gramStart"/>
+      <w:r>
+        <w:t>run</w:t>
+      </w:r>
+      <w:proofErr w:type="gramEnd"/>
     </w:p>
     <w:p>
       <w:r>
         <w:pict w14:anchorId="1C0D7A48">
-          <v:rect id="_x0000_i1263" style="width:0;height:1.5pt" o:hralign="center" o:hrstd="t" o:hr="t" fillcolor="#a0a0a0" stroked="f"/>
+          <v:rect id="_x0000_i1041" style="width:0;height:1.5pt" o:hralign="center" o:hrstd="t" o:hr="t" fillcolor="#a0a0a0" stroked="f"/>
         </w:pict>
       </w:r>
     </w:p>
@@ -1908,7 +4923,7 @@
     <w:p>
       <w:r>
         <w:pict w14:anchorId="4C18D3E7">
-          <v:rect id="_x0000_i1264" style="width:0;height:1.5pt" o:hralign="center" o:hrstd="t" o:hr="t" fillcolor="#a0a0a0" stroked="f"/>
+          <v:rect id="_x0000_i1042" style="width:0;height:1.5pt" o:hralign="center" o:hrstd="t" o:hr="t" fillcolor="#a0a0a0" stroked="f"/>
         </w:pict>
       </w:r>
     </w:p>
@@ -1957,8 +4972,14 @@
     </w:p>
     <w:p>
       <w:proofErr w:type="spellStart"/>
-      <w:r>
-        <w:t>org.gradle.daemon</w:t>
+      <w:proofErr w:type="gramStart"/>
+      <w:r>
+        <w:lastRenderedPageBreak/>
+        <w:t>org.gradle</w:t>
+      </w:r>
+      <w:proofErr w:type="gramEnd"/>
+      <w:r>
+        <w:t>.daemon</w:t>
       </w:r>
       <w:proofErr w:type="spellEnd"/>
       <w:r>
@@ -1968,8 +4989,13 @@
         <w:br/>
       </w:r>
       <w:proofErr w:type="spellStart"/>
-      <w:r>
-        <w:t>org.gradle.parallel</w:t>
+      <w:proofErr w:type="gramStart"/>
+      <w:r>
+        <w:t>org.gradle</w:t>
+      </w:r>
+      <w:proofErr w:type="gramEnd"/>
+      <w:r>
+        <w:t>.parallel</w:t>
       </w:r>
       <w:proofErr w:type="spellEnd"/>
       <w:r>
@@ -1979,8 +5005,13 @@
         <w:br/>
       </w:r>
       <w:proofErr w:type="spellStart"/>
-      <w:r>
-        <w:t>org.gradle.jvmargs</w:t>
+      <w:proofErr w:type="gramStart"/>
+      <w:r>
+        <w:t>org.gradle</w:t>
+      </w:r>
+      <w:proofErr w:type="gramEnd"/>
+      <w:r>
+        <w:t>.jvmargs</w:t>
       </w:r>
       <w:proofErr w:type="spellEnd"/>
       <w:r>
@@ -1990,7 +5021,7 @@
     <w:p>
       <w:r>
         <w:pict w14:anchorId="6F862426">
-          <v:rect id="_x0000_i1265" style="width:0;height:1.5pt" o:hralign="center" o:hrstd="t" o:hr="t" fillcolor="#a0a0a0" stroked="f"/>
+          <v:rect id="_x0000_i1043" style="width:0;height:1.5pt" o:hralign="center" o:hrstd="t" o:hr="t" fillcolor="#a0a0a0" stroked="f"/>
         </w:pict>
       </w:r>
     </w:p>
@@ -2024,7 +5055,6 @@
     </w:p>
     <w:p>
       <w:r>
-        <w:lastRenderedPageBreak/>
         <w:t>C:\Users\HP\.gradle\wrapper\dists</w:t>
       </w:r>
     </w:p>
@@ -2040,13 +5070,18 @@
     </w:p>
     <w:p>
       <w:r>
-        <w:t>flutter run</w:t>
-      </w:r>
+        <w:t xml:space="preserve">flutter </w:t>
+      </w:r>
+      <w:proofErr w:type="gramStart"/>
+      <w:r>
+        <w:t>run</w:t>
+      </w:r>
+      <w:proofErr w:type="gramEnd"/>
     </w:p>
     <w:p>
       <w:r>
         <w:pict w14:anchorId="0825C0D7">
-          <v:rect id="_x0000_i1266" style="width:0;height:1.5pt" o:hralign="center" o:hrstd="t" o:hr="t" fillcolor="#a0a0a0" stroked="f"/>
+          <v:rect id="_x0000_i1044" style="width:0;height:1.5pt" o:hralign="center" o:hrstd="t" o:hr="t" fillcolor="#a0a0a0" stroked="f"/>
         </w:pict>
       </w:r>
     </w:p>
@@ -2083,10 +5118,12 @@
         <w:t xml:space="preserve">git config --global </w:t>
       </w:r>
       <w:proofErr w:type="spellStart"/>
+      <w:proofErr w:type="gramStart"/>
       <w:r>
         <w:t>http.sslVerify</w:t>
       </w:r>
       <w:proofErr w:type="spellEnd"/>
+      <w:proofErr w:type="gramEnd"/>
       <w:r>
         <w:t xml:space="preserve"> false</w:t>
       </w:r>
@@ -2105,7 +5142,7 @@
     <w:p>
       <w:r>
         <w:pict w14:anchorId="2B63B579">
-          <v:rect id="_x0000_i1267" style="width:0;height:1.5pt" o:hralign="center" o:hrstd="t" o:hr="t" fillcolor="#a0a0a0" stroked="f"/>
+          <v:rect id="_x0000_i1045" style="width:0;height:1.5pt" o:hralign="center" o:hrstd="t" o:hr="t" fillcolor="#a0a0a0" stroked="f"/>
         </w:pict>
       </w:r>
     </w:p>
@@ -2192,7 +5229,7 @@
     <w:p>
       <w:r>
         <w:pict w14:anchorId="2B35B3BB">
-          <v:rect id="_x0000_i1268" style="width:0;height:1.5pt" o:hralign="center" o:hrstd="t" o:hr="t" fillcolor="#a0a0a0" stroked="f"/>
+          <v:rect id="_x0000_i1046" style="width:0;height:1.5pt" o:hralign="center" o:hrstd="t" o:hr="t" fillcolor="#a0a0a0" stroked="f"/>
         </w:pict>
       </w:r>
     </w:p>
@@ -2221,8 +5258,13 @@
     </w:p>
     <w:p>
       <w:r>
-        <w:t>flutter pub get</w:t>
-      </w:r>
+        <w:t xml:space="preserve">flutter pub </w:t>
+      </w:r>
+      <w:proofErr w:type="gramStart"/>
+      <w:r>
+        <w:t>get</w:t>
+      </w:r>
+      <w:proofErr w:type="gramEnd"/>
       <w:r>
         <w:br/>
         <w:t>flutter run</w:t>
@@ -2230,8 +5272,9 @@
     </w:p>
     <w:p>
       <w:r>
+        <w:lastRenderedPageBreak/>
         <w:pict w14:anchorId="463CDF6E">
-          <v:rect id="_x0000_i1269" style="width:0;height:1.5pt" o:hralign="center" o:hrstd="t" o:hr="t" fillcolor="#a0a0a0" stroked="f"/>
+          <v:rect id="_x0000_i1047" style="width:0;height:1.5pt" o:hralign="center" o:hrstd="t" o:hr="t" fillcolor="#a0a0a0" stroked="f"/>
         </w:pict>
       </w:r>
     </w:p>
@@ -2292,7 +5335,6 @@
         <w:rPr>
           <w:rFonts w:ascii="Segoe UI Symbol" w:hAnsi="Segoe UI Symbol" w:cs="Segoe UI Symbol"/>
         </w:rPr>
-        <w:lastRenderedPageBreak/>
         <w:t>✔</w:t>
       </w:r>
       <w:r>
@@ -2312,14 +5354,19 @@
       </w:r>
     </w:p>
     <w:p>
-      <w:r>
-        <w:t>So NO code change needed.</w:t>
+      <w:proofErr w:type="gramStart"/>
+      <w:r>
+        <w:t>So</w:t>
+      </w:r>
+      <w:proofErr w:type="gramEnd"/>
+      <w:r>
+        <w:t xml:space="preserve"> NO code change needed.</w:t>
       </w:r>
     </w:p>
     <w:p>
       <w:r>
         <w:pict w14:anchorId="28545847">
-          <v:rect id="_x0000_i1270" style="width:0;height:1.5pt" o:hralign="center" o:hrstd="t" o:hr="t" fillcolor="#a0a0a0" stroked="f"/>
+          <v:rect id="_x0000_i1048" style="width:0;height:1.5pt" o:hralign="center" o:hrstd="t" o:hr="t" fillcolor="#a0a0a0" stroked="f"/>
         </w:pict>
       </w:r>
     </w:p>
@@ -2538,7 +5585,7 @@
     <w:p>
       <w:r>
         <w:pict w14:anchorId="46CB630D">
-          <v:rect id="_x0000_i1271" style="width:0;height:1.5pt" o:hralign="center" o:hrstd="t" o:hr="t" fillcolor="#a0a0a0" stroked="f"/>
+          <v:rect id="_x0000_i1049" style="width:0;height:1.5pt" o:hralign="center" o:hrstd="t" o:hr="t" fillcolor="#a0a0a0" stroked="f"/>
         </w:pict>
       </w:r>
     </w:p>
@@ -2609,10 +5656,12 @@
         <w:t xml:space="preserve">this is my current project </w:t>
       </w:r>
       <w:proofErr w:type="spellStart"/>
+      <w:proofErr w:type="gramStart"/>
       <w:r>
         <w:t>gradle.properties</w:t>
       </w:r>
       <w:proofErr w:type="spellEnd"/>
+      <w:proofErr w:type="gramEnd"/>
       <w:r>
         <w:t xml:space="preserve"> android/</w:t>
       </w:r>
@@ -2625,26 +5674,35 @@
         <w:t xml:space="preserve"> </w:t>
       </w:r>
       <w:proofErr w:type="spellStart"/>
-      <w:r>
-        <w:t>org.gradle.jvmargs</w:t>
+      <w:proofErr w:type="gramStart"/>
+      <w:r>
+        <w:t>org.gradle</w:t>
+      </w:r>
+      <w:proofErr w:type="gramEnd"/>
+      <w:r>
+        <w:t>.jvmargs</w:t>
       </w:r>
       <w:proofErr w:type="spellEnd"/>
       <w:r>
         <w:t xml:space="preserve">=-Xmx4G </w:t>
       </w:r>
       <w:proofErr w:type="spellStart"/>
+      <w:proofErr w:type="gramStart"/>
       <w:r>
         <w:t>android.useAndroidX</w:t>
       </w:r>
       <w:proofErr w:type="spellEnd"/>
+      <w:proofErr w:type="gramEnd"/>
       <w:r>
         <w:t xml:space="preserve">=true </w:t>
       </w:r>
       <w:proofErr w:type="spellStart"/>
+      <w:proofErr w:type="gramStart"/>
       <w:r>
         <w:t>android.enableJetifier</w:t>
       </w:r>
       <w:proofErr w:type="spellEnd"/>
+      <w:proofErr w:type="gramEnd"/>
       <w:r>
         <w:t xml:space="preserve">=true </w:t>
       </w:r>
@@ -2654,10 +5712,12 @@
         <w:t xml:space="preserve">Your </w:t>
       </w:r>
       <w:proofErr w:type="spellStart"/>
+      <w:proofErr w:type="gramStart"/>
       <w:r>
         <w:t>gradle.properties</w:t>
       </w:r>
       <w:proofErr w:type="spellEnd"/>
+      <w:proofErr w:type="gramEnd"/>
       <w:r>
         <w:t xml:space="preserve"> is </w:t>
       </w:r>
@@ -2700,7 +5760,7 @@
     <w:p>
       <w:r>
         <w:pict w14:anchorId="03A3B99A">
-          <v:rect id="_x0000_i1272" style="width:0;height:1.5pt" o:hralign="center" o:hrstd="t" o:hr="t" fillcolor="#a0a0a0" stroked="f"/>
+          <v:rect id="_x0000_i1050" style="width:0;height:1.5pt" o:hralign="center" o:hrstd="t" o:hr="t" fillcolor="#a0a0a0" stroked="f"/>
         </w:pict>
       </w:r>
     </w:p>
@@ -2717,6 +5777,7 @@
           <w:b/>
           <w:bCs/>
         </w:rPr>
+        <w:lastRenderedPageBreak/>
         <w:t>🚨</w:t>
       </w:r>
       <w:r>
@@ -2751,7 +5812,6 @@
         <w:rPr>
           <w:rFonts w:ascii="Segoe UI Symbol" w:hAnsi="Segoe UI Symbol" w:cs="Segoe UI Symbol"/>
         </w:rPr>
-        <w:lastRenderedPageBreak/>
         <w:t>✔</w:t>
       </w:r>
       <w:r>
@@ -2773,7 +5833,7 @@
     <w:p>
       <w:r>
         <w:pict w14:anchorId="3B13EE2F">
-          <v:rect id="_x0000_i1273" style="width:0;height:1.5pt" o:hralign="center" o:hrstd="t" o:hr="t" fillcolor="#a0a0a0" stroked="f"/>
+          <v:rect id="_x0000_i1051" style="width:0;height:1.5pt" o:hralign="center" o:hrstd="t" o:hr="t" fillcolor="#a0a0a0" stroked="f"/>
         </w:pict>
       </w:r>
     </w:p>
@@ -2907,10 +5967,12 @@
           </w:tcPr>
           <w:p>
             <w:proofErr w:type="spellStart"/>
+            <w:proofErr w:type="gramStart"/>
             <w:r>
               <w:t>gradle.properties</w:t>
             </w:r>
             <w:proofErr w:type="spellEnd"/>
+            <w:proofErr w:type="gramEnd"/>
           </w:p>
         </w:tc>
         <w:tc>
@@ -2994,7 +6056,7 @@
     <w:p>
       <w:r>
         <w:pict w14:anchorId="06A5657B">
-          <v:rect id="_x0000_i1274" style="width:0;height:1.5pt" o:hralign="center" o:hrstd="t" o:hr="t" fillcolor="#a0a0a0" stroked="f"/>
+          <v:rect id="_x0000_i1052" style="width:0;height:1.5pt" o:hralign="center" o:hrstd="t" o:hr="t" fillcolor="#a0a0a0" stroked="f"/>
         </w:pict>
       </w:r>
     </w:p>
@@ -3024,7 +6086,7 @@
     <w:p>
       <w:r>
         <w:pict w14:anchorId="1232E273">
-          <v:rect id="_x0000_i1275" style="width:0;height:1.5pt" o:hralign="center" o:hrstd="t" o:hr="t" fillcolor="#a0a0a0" stroked="f"/>
+          <v:rect id="_x0000_i1053" style="width:0;height:1.5pt" o:hralign="center" o:hrstd="t" o:hr="t" fillcolor="#a0a0a0" stroked="f"/>
         </w:pict>
       </w:r>
     </w:p>
@@ -3069,7 +6131,7 @@
     <w:p>
       <w:r>
         <w:pict w14:anchorId="4526032F">
-          <v:rect id="_x0000_i1276" style="width:0;height:1.5pt" o:hralign="center" o:hrstd="t" o:hr="t" fillcolor="#a0a0a0" stroked="f"/>
+          <v:rect id="_x0000_i1054" style="width:0;height:1.5pt" o:hralign="center" o:hrstd="t" o:hr="t" fillcolor="#a0a0a0" stroked="f"/>
         </w:pict>
       </w:r>
     </w:p>
@@ -3134,6 +6196,7 @@
         </w:numPr>
       </w:pPr>
       <w:r>
+        <w:lastRenderedPageBreak/>
         <w:t xml:space="preserve">Turn ON Mobile Hotspot </w:t>
       </w:r>
     </w:p>
@@ -3155,13 +6218,87 @@
     </w:p>
     <w:p>
       <w:r>
+        <w:t xml:space="preserve">flutter </w:t>
+      </w:r>
+      <w:proofErr w:type="gramStart"/>
+      <w:r>
+        <w:t>run</w:t>
+      </w:r>
+      <w:proofErr w:type="gramEnd"/>
+    </w:p>
+    <w:p>
+      <w:r>
+        <w:pict w14:anchorId="5E54FEC2">
+          <v:rect id="_x0000_i1055" style="width:0;height:1.5pt" o:hralign="center" o:hrstd="t" o:hr="t" fillcolor="#a0a0a0" stroked="f"/>
+        </w:pict>
+      </w:r>
+    </w:p>
+    <w:p>
+      <w:pPr>
+        <w:rPr>
+          <w:b/>
+          <w:bCs/>
+        </w:rPr>
+      </w:pPr>
+      <w:r>
+        <w:rPr>
+          <w:rFonts w:ascii="Segoe UI Emoji" w:hAnsi="Segoe UI Emoji" w:cs="Segoe UI Emoji"/>
+          <w:b/>
+          <w:bCs/>
+        </w:rPr>
+        <w:t>🧩</w:t>
+      </w:r>
+      <w:r>
+        <w:rPr>
+          <w:b/>
+          <w:bCs/>
+        </w:rPr>
+        <w:t xml:space="preserve"> STEP 3 — FORCE REBUILD GRADLE WRAPPER</w:t>
+      </w:r>
+    </w:p>
+    <w:p>
+      <w:r>
+        <w:t>Run:</w:t>
+      </w:r>
+    </w:p>
+    <w:p>
+      <w:r>
+        <w:t>flutter clean</w:t>
+      </w:r>
+    </w:p>
+    <w:p>
+      <w:r>
+        <w:t>Then delete:</w:t>
+      </w:r>
+    </w:p>
+    <w:p>
+      <w:r>
+        <w:t>C:\Users\HP\.gradle</w:t>
+      </w:r>
+    </w:p>
+    <w:p>
+      <w:r>
+        <w:t>Then run again:</w:t>
+      </w:r>
+    </w:p>
+    <w:p>
+      <w:r>
+        <w:t xml:space="preserve">flutter pub </w:t>
+      </w:r>
+      <w:proofErr w:type="gramStart"/>
+      <w:r>
+        <w:t>get</w:t>
+      </w:r>
+      <w:proofErr w:type="gramEnd"/>
+      <w:r>
+        <w:br/>
         <w:t>flutter run</w:t>
       </w:r>
     </w:p>
     <w:p>
       <w:r>
-        <w:pict w14:anchorId="5E54FEC2">
-          <v:rect id="_x0000_i1277" style="width:0;height:1.5pt" o:hralign="center" o:hrstd="t" o:hr="t" fillcolor="#a0a0a0" stroked="f"/>
+        <w:pict w14:anchorId="7DBE4CC3">
+          <v:rect id="_x0000_i1056" style="width:0;height:1.5pt" o:hralign="center" o:hrstd="t" o:hr="t" fillcolor="#a0a0a0" stroked="f"/>
         </w:pict>
       </w:r>
     </w:p>
@@ -3178,7 +6315,208 @@
           <w:b/>
           <w:bCs/>
         </w:rPr>
+        <w:t>🧩</w:t>
+      </w:r>
+      <w:r>
+        <w:rPr>
+          <w:b/>
+          <w:bCs/>
+        </w:rPr>
+        <w:t xml:space="preserve"> STEP 4 — FIX GRADLE OFFLINE MODE (OPTIONAL BUT USEFUL)</w:t>
+      </w:r>
+    </w:p>
+    <w:p>
+      <w:r>
+        <w:t>Open:</w:t>
+      </w:r>
+    </w:p>
+    <w:p>
+      <w:r>
+        <w:t>android/</w:t>
+      </w:r>
+      <w:proofErr w:type="spellStart"/>
+      <w:r>
+        <w:t>gradle.properties</w:t>
+      </w:r>
+      <w:proofErr w:type="spellEnd"/>
+    </w:p>
+    <w:p>
+      <w:r>
+        <w:t>Add these:</w:t>
+      </w:r>
+    </w:p>
+    <w:p>
+      <w:proofErr w:type="spellStart"/>
+      <w:proofErr w:type="gramStart"/>
+      <w:r>
+        <w:t>org.gradle</w:t>
+      </w:r>
+      <w:proofErr w:type="gramEnd"/>
+      <w:r>
+        <w:t>.jvmargs</w:t>
+      </w:r>
+      <w:proofErr w:type="spellEnd"/>
+      <w:r>
+        <w:t>=-Xmx4G</w:t>
+      </w:r>
+      <w:r>
+        <w:br/>
+      </w:r>
+      <w:proofErr w:type="spellStart"/>
+      <w:r>
+        <w:t>android.useAndroidX</w:t>
+      </w:r>
+      <w:proofErr w:type="spellEnd"/>
+      <w:r>
+        <w:t>=true</w:t>
+      </w:r>
+      <w:r>
+        <w:br/>
+      </w:r>
+      <w:proofErr w:type="spellStart"/>
+      <w:r>
+        <w:t>android.enableJetifier</w:t>
+      </w:r>
+      <w:proofErr w:type="spellEnd"/>
+      <w:r>
+        <w:t>=true</w:t>
+      </w:r>
+      <w:r>
+        <w:br/>
+      </w:r>
+      <w:r>
+        <w:br/>
+      </w:r>
+      <w:proofErr w:type="spellStart"/>
+      <w:r>
+        <w:t>org.gradle.daemon</w:t>
+      </w:r>
+      <w:proofErr w:type="spellEnd"/>
+      <w:r>
+        <w:t>=true</w:t>
+      </w:r>
+      <w:r>
+        <w:br/>
+      </w:r>
+      <w:proofErr w:type="spellStart"/>
+      <w:proofErr w:type="gramStart"/>
+      <w:r>
+        <w:t>org.gradle</w:t>
+      </w:r>
+      <w:proofErr w:type="gramEnd"/>
+      <w:r>
+        <w:t>.parallel</w:t>
+      </w:r>
+      <w:proofErr w:type="spellEnd"/>
+      <w:r>
+        <w:t>=true</w:t>
+      </w:r>
+      <w:r>
+        <w:br/>
+      </w:r>
+      <w:proofErr w:type="spellStart"/>
+      <w:proofErr w:type="gramStart"/>
+      <w:r>
+        <w:t>org.gradle</w:t>
+      </w:r>
+      <w:proofErr w:type="gramEnd"/>
+      <w:r>
+        <w:t>.configureondemand</w:t>
+      </w:r>
+      <w:proofErr w:type="spellEnd"/>
+      <w:r>
+        <w:t>=true</w:t>
+      </w:r>
+    </w:p>
+    <w:p>
+      <w:r>
+        <w:pict w14:anchorId="0893D173">
+          <v:rect id="_x0000_i1057" style="width:0;height:1.5pt" o:hralign="center" o:hrstd="t" o:hr="t" fillcolor="#a0a0a0" stroked="f"/>
+        </w:pict>
+      </w:r>
+    </w:p>
+    <w:p>
+      <w:pPr>
+        <w:rPr>
+          <w:b/>
+          <w:bCs/>
+        </w:rPr>
+      </w:pPr>
+      <w:r>
+        <w:rPr>
+          <w:rFonts w:ascii="Segoe UI Emoji" w:hAnsi="Segoe UI Emoji" w:cs="Segoe UI Emoji"/>
+          <w:b/>
+          <w:bCs/>
+        </w:rPr>
+        <w:t>🧩</w:t>
+      </w:r>
+      <w:r>
+        <w:rPr>
+          <w:b/>
+          <w:bCs/>
+        </w:rPr>
+        <w:t xml:space="preserve"> STEP 5 — CHECK GRADLE VERSION (IMPORTANT)</w:t>
+      </w:r>
+    </w:p>
+    <w:p>
+      <w:r>
+        <w:t>Open:</w:t>
+      </w:r>
+    </w:p>
+    <w:p>
+      <w:r>
         <w:lastRenderedPageBreak/>
+        <w:t>android/</w:t>
+      </w:r>
+      <w:proofErr w:type="spellStart"/>
+      <w:r>
+        <w:t>gradle</w:t>
+      </w:r>
+      <w:proofErr w:type="spellEnd"/>
+      <w:r>
+        <w:t>/wrapper/</w:t>
+      </w:r>
+      <w:proofErr w:type="spellStart"/>
+      <w:r>
+        <w:t>gradle-wrapper.properties</w:t>
+      </w:r>
+      <w:proofErr w:type="spellEnd"/>
+    </w:p>
+    <w:p>
+      <w:r>
+        <w:t>Make sure it contains something like:</w:t>
+      </w:r>
+    </w:p>
+    <w:p>
+      <w:r>
+        <w:t>distributionUrl=https\://services.gradle.org/distributions/gradle-8.4-all.zip</w:t>
+      </w:r>
+    </w:p>
+    <w:p>
+      <w:r>
+        <w:t>If older → update it.</w:t>
+      </w:r>
+    </w:p>
+    <w:p>
+      <w:r>
+        <w:pict w14:anchorId="29D6DEF4">
+          <v:rect id="_x0000_i1058" style="width:0;height:1.5pt" o:hralign="center" o:hrstd="t" o:hr="t" fillcolor="#a0a0a0" stroked="f"/>
+        </w:pict>
+      </w:r>
+    </w:p>
+    <w:p>
+      <w:pPr>
+        <w:rPr>
+          <w:b/>
+          <w:bCs/>
+        </w:rPr>
+      </w:pPr>
+      <w:r>
+        <w:rPr>
+          <w:rFonts w:ascii="Segoe UI Emoji" w:hAnsi="Segoe UI Emoji" w:cs="Segoe UI Emoji"/>
+          <w:b/>
+          <w:bCs/>
+        </w:rPr>
         <w:t>🧩</w:t>
       </w:r>
       <w:r>
@@ -3186,257 +6524,6 @@
           <w:b/>
           <w:bCs/>
         </w:rPr>
-        <w:t xml:space="preserve"> STEP 3 — FORCE REBUILD GRADLE WRAPPER</w:t>
-      </w:r>
-    </w:p>
-    <w:p>
-      <w:r>
-        <w:t>Run:</w:t>
-      </w:r>
-    </w:p>
-    <w:p>
-      <w:r>
-        <w:t>flutter clean</w:t>
-      </w:r>
-    </w:p>
-    <w:p>
-      <w:r>
-        <w:t>Then delete:</w:t>
-      </w:r>
-    </w:p>
-    <w:p>
-      <w:r>
-        <w:t>C:\Users\HP\.gradle</w:t>
-      </w:r>
-    </w:p>
-    <w:p>
-      <w:r>
-        <w:t>Then run again:</w:t>
-      </w:r>
-    </w:p>
-    <w:p>
-      <w:r>
-        <w:t>flutter pub get</w:t>
-      </w:r>
-      <w:r>
-        <w:br/>
-        <w:t>flutter run</w:t>
-      </w:r>
-    </w:p>
-    <w:p>
-      <w:r>
-        <w:pict w14:anchorId="7DBE4CC3">
-          <v:rect id="_x0000_i1278" style="width:0;height:1.5pt" o:hralign="center" o:hrstd="t" o:hr="t" fillcolor="#a0a0a0" stroked="f"/>
-        </w:pict>
-      </w:r>
-    </w:p>
-    <w:p>
-      <w:pPr>
-        <w:rPr>
-          <w:b/>
-          <w:bCs/>
-        </w:rPr>
-      </w:pPr>
-      <w:r>
-        <w:rPr>
-          <w:rFonts w:ascii="Segoe UI Emoji" w:hAnsi="Segoe UI Emoji" w:cs="Segoe UI Emoji"/>
-          <w:b/>
-          <w:bCs/>
-        </w:rPr>
-        <w:t>🧩</w:t>
-      </w:r>
-      <w:r>
-        <w:rPr>
-          <w:b/>
-          <w:bCs/>
-        </w:rPr>
-        <w:t xml:space="preserve"> STEP 4 — FIX GRADLE OFFLINE MODE (OPTIONAL BUT USEFUL)</w:t>
-      </w:r>
-    </w:p>
-    <w:p>
-      <w:r>
-        <w:t>Open:</w:t>
-      </w:r>
-    </w:p>
-    <w:p>
-      <w:r>
-        <w:t>android/</w:t>
-      </w:r>
-      <w:proofErr w:type="spellStart"/>
-      <w:r>
-        <w:t>gradle.properties</w:t>
-      </w:r>
-      <w:proofErr w:type="spellEnd"/>
-    </w:p>
-    <w:p>
-      <w:r>
-        <w:t>Add these:</w:t>
-      </w:r>
-    </w:p>
-    <w:p>
-      <w:proofErr w:type="spellStart"/>
-      <w:r>
-        <w:t>org.gradle.jvmargs</w:t>
-      </w:r>
-      <w:proofErr w:type="spellEnd"/>
-      <w:r>
-        <w:t>=-Xmx4G</w:t>
-      </w:r>
-      <w:r>
-        <w:br/>
-      </w:r>
-      <w:proofErr w:type="spellStart"/>
-      <w:r>
-        <w:t>android.useAndroidX</w:t>
-      </w:r>
-      <w:proofErr w:type="spellEnd"/>
-      <w:r>
-        <w:t>=true</w:t>
-      </w:r>
-      <w:r>
-        <w:br/>
-      </w:r>
-      <w:proofErr w:type="spellStart"/>
-      <w:r>
-        <w:t>android.enableJetifier</w:t>
-      </w:r>
-      <w:proofErr w:type="spellEnd"/>
-      <w:r>
-        <w:t>=true</w:t>
-      </w:r>
-      <w:r>
-        <w:br/>
-      </w:r>
-      <w:r>
-        <w:br/>
-      </w:r>
-      <w:proofErr w:type="spellStart"/>
-      <w:r>
-        <w:t>org.gradle.daemon</w:t>
-      </w:r>
-      <w:proofErr w:type="spellEnd"/>
-      <w:r>
-        <w:t>=true</w:t>
-      </w:r>
-      <w:r>
-        <w:br/>
-      </w:r>
-      <w:proofErr w:type="spellStart"/>
-      <w:r>
-        <w:t>org.gradle.parallel</w:t>
-      </w:r>
-      <w:proofErr w:type="spellEnd"/>
-      <w:r>
-        <w:t>=true</w:t>
-      </w:r>
-      <w:r>
-        <w:br/>
-      </w:r>
-      <w:proofErr w:type="spellStart"/>
-      <w:r>
-        <w:t>org.gradle.configureondemand</w:t>
-      </w:r>
-      <w:proofErr w:type="spellEnd"/>
-      <w:r>
-        <w:t>=true</w:t>
-      </w:r>
-    </w:p>
-    <w:p>
-      <w:r>
-        <w:pict w14:anchorId="0893D173">
-          <v:rect id="_x0000_i1279" style="width:0;height:1.5pt" o:hralign="center" o:hrstd="t" o:hr="t" fillcolor="#a0a0a0" stroked="f"/>
-        </w:pict>
-      </w:r>
-    </w:p>
-    <w:p>
-      <w:pPr>
-        <w:rPr>
-          <w:b/>
-          <w:bCs/>
-        </w:rPr>
-      </w:pPr>
-      <w:r>
-        <w:rPr>
-          <w:rFonts w:ascii="Segoe UI Emoji" w:hAnsi="Segoe UI Emoji" w:cs="Segoe UI Emoji"/>
-          <w:b/>
-          <w:bCs/>
-        </w:rPr>
-        <w:t>🧩</w:t>
-      </w:r>
-      <w:r>
-        <w:rPr>
-          <w:b/>
-          <w:bCs/>
-        </w:rPr>
-        <w:t xml:space="preserve"> STEP 5 — CHECK GRADLE VERSION (IMPORTANT)</w:t>
-      </w:r>
-    </w:p>
-    <w:p>
-      <w:r>
-        <w:t>Open:</w:t>
-      </w:r>
-    </w:p>
-    <w:p>
-      <w:r>
-        <w:t>android/</w:t>
-      </w:r>
-      <w:proofErr w:type="spellStart"/>
-      <w:r>
-        <w:t>gradle</w:t>
-      </w:r>
-      <w:proofErr w:type="spellEnd"/>
-      <w:r>
-        <w:t>/wrapper/</w:t>
-      </w:r>
-      <w:proofErr w:type="spellStart"/>
-      <w:r>
-        <w:t>gradle-wrapper.properties</w:t>
-      </w:r>
-      <w:proofErr w:type="spellEnd"/>
-    </w:p>
-    <w:p>
-      <w:r>
-        <w:t>Make sure it contains something like:</w:t>
-      </w:r>
-    </w:p>
-    <w:p>
-      <w:r>
-        <w:t>distributionUrl=https\://services.gradle.org/distributions/gradle-8.4-all.zip</w:t>
-      </w:r>
-    </w:p>
-    <w:p>
-      <w:r>
-        <w:t>If older → update it.</w:t>
-      </w:r>
-    </w:p>
-    <w:p>
-      <w:r>
-        <w:pict w14:anchorId="29D6DEF4">
-          <v:rect id="_x0000_i1280" style="width:0;height:1.5pt" o:hralign="center" o:hrstd="t" o:hr="t" fillcolor="#a0a0a0" stroked="f"/>
-        </w:pict>
-      </w:r>
-    </w:p>
-    <w:p>
-      <w:pPr>
-        <w:rPr>
-          <w:b/>
-          <w:bCs/>
-        </w:rPr>
-      </w:pPr>
-      <w:r>
-        <w:rPr>
-          <w:rFonts w:ascii="Segoe UI Emoji" w:hAnsi="Segoe UI Emoji" w:cs="Segoe UI Emoji"/>
-          <w:b/>
-          <w:bCs/>
-        </w:rPr>
-        <w:lastRenderedPageBreak/>
-        <w:t>🧩</w:t>
-      </w:r>
-      <w:r>
-        <w:rPr>
-          <w:b/>
-          <w:bCs/>
-        </w:rPr>
         <w:t xml:space="preserve"> STEP 6 — IF STILL FAILS (100% FIX METHOD)</w:t>
       </w:r>
     </w:p>
@@ -3463,7 +6550,7 @@
     <w:p>
       <w:r>
         <w:pict w14:anchorId="3333F6A1">
-          <v:rect id="_x0000_i1281" style="width:0;height:1.5pt" o:hralign="center" o:hrstd="t" o:hr="t" fillcolor="#a0a0a0" stroked="f"/>
+          <v:rect id="_x0000_i1059" style="width:0;height:1.5pt" o:hralign="center" o:hrstd="t" o:hr="t" fillcolor="#a0a0a0" stroked="f"/>
         </w:pict>
       </w:r>
     </w:p>
@@ -3586,7 +6673,7 @@
     <w:p>
       <w:r>
         <w:pict w14:anchorId="6B895CF8">
-          <v:rect id="_x0000_i1282" style="width:0;height:1.5pt" o:hralign="center" o:hrstd="t" o:hr="t" fillcolor="#a0a0a0" stroked="f"/>
+          <v:rect id="_x0000_i1060" style="width:0;height:1.5pt" o:hralign="center" o:hrstd="t" o:hr="t" fillcolor="#a0a0a0" stroked="f"/>
         </w:pict>
       </w:r>
     </w:p>
@@ -3667,8 +6754,9 @@
     </w:p>
     <w:p>
       <w:r>
+        <w:lastRenderedPageBreak/>
         <w:pict w14:anchorId="0FC0982C">
-          <v:rect id="_x0000_i1283" style="width:0;height:1.5pt" o:hralign="center" o:hrstd="t" o:hr="t" fillcolor="#a0a0a0" stroked="f"/>
+          <v:rect id="_x0000_i1061" style="width:0;height:1.5pt" o:hralign="center" o:hrstd="t" o:hr="t" fillcolor="#a0a0a0" stroked="f"/>
         </w:pict>
       </w:r>
     </w:p>
@@ -3759,7 +6847,6 @@
           <w:b/>
           <w:bCs/>
         </w:rPr>
-        <w:lastRenderedPageBreak/>
         <w:t>✔</w:t>
       </w:r>
       <w:r>
@@ -4867,6 +7954,155 @@
     </w:lvl>
   </w:abstractNum>
   <w:abstractNum w:abstractNumId="7" w15:restartNumberingAfterBreak="0">
+    <w:nsid w:val="51CE173A"/>
+    <w:multiLevelType w:val="multilevel"/>
+    <w:tmpl w:val="63263B00"/>
+    <w:lvl w:ilvl="0">
+      <w:start w:val="1"/>
+      <w:numFmt w:val="bullet"/>
+      <w:lvlText w:val=""/>
+      <w:lvlJc w:val="left"/>
+      <w:pPr>
+        <w:tabs>
+          <w:tab w:val="num" w:pos="720"/>
+        </w:tabs>
+        <w:ind w:left="720" w:hanging="360"/>
+      </w:pPr>
+      <w:rPr>
+        <w:rFonts w:ascii="Symbol" w:hAnsi="Symbol" w:hint="default"/>
+        <w:sz w:val="20"/>
+      </w:rPr>
+    </w:lvl>
+    <w:lvl w:ilvl="1" w:tentative="1">
+      <w:start w:val="1"/>
+      <w:numFmt w:val="bullet"/>
+      <w:lvlText w:val="o"/>
+      <w:lvlJc w:val="left"/>
+      <w:pPr>
+        <w:tabs>
+          <w:tab w:val="num" w:pos="1440"/>
+        </w:tabs>
+        <w:ind w:left="1440" w:hanging="360"/>
+      </w:pPr>
+      <w:rPr>
+        <w:rFonts w:ascii="Courier New" w:hAnsi="Courier New" w:hint="default"/>
+        <w:sz w:val="20"/>
+      </w:rPr>
+    </w:lvl>
+    <w:lvl w:ilvl="2" w:tentative="1">
+      <w:start w:val="1"/>
+      <w:numFmt w:val="bullet"/>
+      <w:lvlText w:val=""/>
+      <w:lvlJc w:val="left"/>
+      <w:pPr>
+        <w:tabs>
+          <w:tab w:val="num" w:pos="2160"/>
+        </w:tabs>
+        <w:ind w:left="2160" w:hanging="360"/>
+      </w:pPr>
+      <w:rPr>
+        <w:rFonts w:ascii="Wingdings" w:hAnsi="Wingdings" w:hint="default"/>
+        <w:sz w:val="20"/>
+      </w:rPr>
+    </w:lvl>
+    <w:lvl w:ilvl="3" w:tentative="1">
+      <w:start w:val="1"/>
+      <w:numFmt w:val="bullet"/>
+      <w:lvlText w:val=""/>
+      <w:lvlJc w:val="left"/>
+      <w:pPr>
+        <w:tabs>
+          <w:tab w:val="num" w:pos="2880"/>
+        </w:tabs>
+        <w:ind w:left="2880" w:hanging="360"/>
+      </w:pPr>
+      <w:rPr>
+        <w:rFonts w:ascii="Wingdings" w:hAnsi="Wingdings" w:hint="default"/>
+        <w:sz w:val="20"/>
+      </w:rPr>
+    </w:lvl>
+    <w:lvl w:ilvl="4" w:tentative="1">
+      <w:start w:val="1"/>
+      <w:numFmt w:val="bullet"/>
+      <w:lvlText w:val=""/>
+      <w:lvlJc w:val="left"/>
+      <w:pPr>
+        <w:tabs>
+          <w:tab w:val="num" w:pos="3600"/>
+        </w:tabs>
+        <w:ind w:left="3600" w:hanging="360"/>
+      </w:pPr>
+      <w:rPr>
+        <w:rFonts w:ascii="Wingdings" w:hAnsi="Wingdings" w:hint="default"/>
+        <w:sz w:val="20"/>
+      </w:rPr>
+    </w:lvl>
+    <w:lvl w:ilvl="5" w:tentative="1">
+      <w:start w:val="1"/>
+      <w:numFmt w:val="bullet"/>
+      <w:lvlText w:val=""/>
+      <w:lvlJc w:val="left"/>
+      <w:pPr>
+        <w:tabs>
+          <w:tab w:val="num" w:pos="4320"/>
+        </w:tabs>
+        <w:ind w:left="4320" w:hanging="360"/>
+      </w:pPr>
+      <w:rPr>
+        <w:rFonts w:ascii="Wingdings" w:hAnsi="Wingdings" w:hint="default"/>
+        <w:sz w:val="20"/>
+      </w:rPr>
+    </w:lvl>
+    <w:lvl w:ilvl="6" w:tentative="1">
+      <w:start w:val="1"/>
+      <w:numFmt w:val="bullet"/>
+      <w:lvlText w:val=""/>
+      <w:lvlJc w:val="left"/>
+      <w:pPr>
+        <w:tabs>
+          <w:tab w:val="num" w:pos="5040"/>
+        </w:tabs>
+        <w:ind w:left="5040" w:hanging="360"/>
+      </w:pPr>
+      <w:rPr>
+        <w:rFonts w:ascii="Wingdings" w:hAnsi="Wingdings" w:hint="default"/>
+        <w:sz w:val="20"/>
+      </w:rPr>
+    </w:lvl>
+    <w:lvl w:ilvl="7" w:tentative="1">
+      <w:start w:val="1"/>
+      <w:numFmt w:val="bullet"/>
+      <w:lvlText w:val=""/>
+      <w:lvlJc w:val="left"/>
+      <w:pPr>
+        <w:tabs>
+          <w:tab w:val="num" w:pos="5760"/>
+        </w:tabs>
+        <w:ind w:left="5760" w:hanging="360"/>
+      </w:pPr>
+      <w:rPr>
+        <w:rFonts w:ascii="Wingdings" w:hAnsi="Wingdings" w:hint="default"/>
+        <w:sz w:val="20"/>
+      </w:rPr>
+    </w:lvl>
+    <w:lvl w:ilvl="8" w:tentative="1">
+      <w:start w:val="1"/>
+      <w:numFmt w:val="bullet"/>
+      <w:lvlText w:val=""/>
+      <w:lvlJc w:val="left"/>
+      <w:pPr>
+        <w:tabs>
+          <w:tab w:val="num" w:pos="6480"/>
+        </w:tabs>
+        <w:ind w:left="6480" w:hanging="360"/>
+      </w:pPr>
+      <w:rPr>
+        <w:rFonts w:ascii="Wingdings" w:hAnsi="Wingdings" w:hint="default"/>
+        <w:sz w:val="20"/>
+      </w:rPr>
+    </w:lvl>
+  </w:abstractNum>
+  <w:abstractNum w:abstractNumId="8" w15:restartNumberingAfterBreak="0">
     <w:nsid w:val="5CCC565B"/>
     <w:multiLevelType w:val="multilevel"/>
     <w:tmpl w:val="76E81750"/>
@@ -5015,7 +8251,7 @@
       </w:rPr>
     </w:lvl>
   </w:abstractNum>
-  <w:abstractNum w:abstractNumId="8" w15:restartNumberingAfterBreak="0">
+  <w:abstractNum w:abstractNumId="9" w15:restartNumberingAfterBreak="0">
     <w:nsid w:val="5D2E0852"/>
     <w:multiLevelType w:val="multilevel"/>
     <w:tmpl w:val="B5D893AA"/>
@@ -5164,7 +8400,7 @@
       </w:rPr>
     </w:lvl>
   </w:abstractNum>
-  <w:abstractNum w:abstractNumId="9" w15:restartNumberingAfterBreak="0">
+  <w:abstractNum w:abstractNumId="10" w15:restartNumberingAfterBreak="0">
     <w:nsid w:val="6CC34589"/>
     <w:multiLevelType w:val="multilevel"/>
     <w:tmpl w:val="93B298A8"/>
@@ -5313,7 +8549,7 @@
       </w:rPr>
     </w:lvl>
   </w:abstractNum>
-  <w:abstractNum w:abstractNumId="10" w15:restartNumberingAfterBreak="0">
+  <w:abstractNum w:abstractNumId="11" w15:restartNumberingAfterBreak="0">
     <w:nsid w:val="775D0689"/>
     <w:multiLevelType w:val="multilevel"/>
     <w:tmpl w:val="A7DA0432"/>
@@ -5462,7 +8698,7 @@
       </w:rPr>
     </w:lvl>
   </w:abstractNum>
-  <w:abstractNum w:abstractNumId="11" w15:restartNumberingAfterBreak="0">
+  <w:abstractNum w:abstractNumId="12" w15:restartNumberingAfterBreak="0">
     <w:nsid w:val="7BED14A8"/>
     <w:multiLevelType w:val="multilevel"/>
     <w:tmpl w:val="4E8E2DC2"/>
@@ -5612,13 +8848,13 @@
     </w:lvl>
   </w:abstractNum>
   <w:num w:numId="1" w16cid:durableId="917592683">
-    <w:abstractNumId w:val="8"/>
+    <w:abstractNumId w:val="9"/>
   </w:num>
   <w:num w:numId="2" w16cid:durableId="980886862">
-    <w:abstractNumId w:val="10"/>
+    <w:abstractNumId w:val="11"/>
   </w:num>
   <w:num w:numId="3" w16cid:durableId="1567180095">
-    <w:abstractNumId w:val="7"/>
+    <w:abstractNumId w:val="8"/>
   </w:num>
   <w:num w:numId="4" w16cid:durableId="11080895">
     <w:abstractNumId w:val="4"/>
@@ -5630,7 +8866,7 @@
     <w:abstractNumId w:val="0"/>
   </w:num>
   <w:num w:numId="7" w16cid:durableId="1913005221">
-    <w:abstractNumId w:val="9"/>
+    <w:abstractNumId w:val="10"/>
   </w:num>
   <w:num w:numId="8" w16cid:durableId="1124691641">
     <w:abstractNumId w:val="2"/>
@@ -5645,7 +8881,10 @@
     <w:abstractNumId w:val="6"/>
   </w:num>
   <w:num w:numId="12" w16cid:durableId="1810515267">
-    <w:abstractNumId w:val="11"/>
+    <w:abstractNumId w:val="12"/>
+  </w:num>
+  <w:num w:numId="13" w16cid:durableId="1804928498">
+    <w:abstractNumId w:val="7"/>
   </w:num>
 </w:numbering>
 </file>
